--- a/Haameed Abdur Rahman SK - SIP Report 2026.docx
+++ b/Haameed Abdur Rahman SK - SIP Report 2026.docx
@@ -147,7 +147,7 @@
           <wp:inline distT="0" distB="0" distL="0" distR="0">
             <wp:extent cx="5502910" cy="1157773"/>
             <wp:effectExtent l="0" t="0" r="0" b="0"/>
-            <wp:docPr id="97616" name="MUST and ISSM Business School logo"/>
+            <wp:docPr id="3684" name="MUST and ISSM Business School logo"/>
             <wp:cNvGraphicFramePr>
               <a:graphicFrameLocks xmlns:a="http://schemas.openxmlformats.org/drawingml/2006/main" noChangeAspect="1"/>
             </wp:cNvGraphicFramePr>
@@ -261,21 +261,39 @@
         <w:jc w:val="both"/>
       </w:pPr>
       <w:r>
-        <w:t xml:space="preserve">This is to certify that the Summer Internship Project Report is an authentic record of Mr. Haameed Abdur Rahman SK (OSI2509017) carried out at Q-Up Private Limited in partial fulfilment of the requirements for the award of the MBA degree.</w:t>
-      </w:r>
-    </w:p>
-    <w:p>
-      <w:pPr>
-        <w:spacing w:before="0" w:after="0" w:line="360" w:lineRule="auto"/>
-      </w:pPr>
-    </w:p>
-    <w:p>
-      <w:pPr>
-        <w:spacing w:before="0" w:after="140" w:line="360" w:lineRule="auto"/>
-        <w:jc w:val="both"/>
-      </w:pPr>
-      <w:r>
-        <w:t xml:space="preserve">The project was completed under the guidance of Ms. Saranya Selvapandian, Q-Up Private Limited, during the period from May 4th to July 31st, 2026.</w:t>
+        <w:t xml:space="preserve">This is to certify that the Summer Internship Project Report is an authentic record of </w:t>
+      </w:r>
+      <w:r>
+        <w:rPr>
+          <w:b/>
+        </w:rPr>
+        <w:t xml:space="preserve">Mr. Haameed Abdur Rahman SK</w:t>
+      </w:r>
+      <w:r>
+        <w:t xml:space="preserve"> (OSI2509017) carried out at Q-Up Private Limited in partial fulfilment of the requirements for the award of the MBA degree.</w:t>
+      </w:r>
+    </w:p>
+    <w:p>
+      <w:pPr>
+        <w:spacing w:before="0" w:after="0" w:line="360" w:lineRule="auto"/>
+      </w:pPr>
+    </w:p>
+    <w:p>
+      <w:pPr>
+        <w:spacing w:before="0" w:after="140" w:line="360" w:lineRule="auto"/>
+        <w:jc w:val="both"/>
+      </w:pPr>
+      <w:r>
+        <w:t xml:space="preserve">The project was completed under the guidance of </w:t>
+      </w:r>
+      <w:r>
+        <w:rPr>
+          <w:b/>
+        </w:rPr>
+        <w:t xml:space="preserve">Ms. Saranya Selvapandian</w:t>
+      </w:r>
+      <w:r>
+        <w:t xml:space="preserve">, Q-Up Private Limited, during the period from May 4th to July 31st, 2026.</w:t>
       </w:r>
     </w:p>
     <w:p>
@@ -309,7 +327,7 @@
           <w:sz w:val="28"/>
           <w:szCs w:val="28"/>
         </w:rPr>
-        <w:t xml:space="preserve">Mrs.Kavitha Manikandan</w:t>
+        <w:t xml:space="preserve">Ms.Kavitha Manikandan</w:t>
       </w:r>
     </w:p>
     <w:p>
@@ -547,7 +565,25 @@
         <w:jc w:val="both"/>
       </w:pPr>
       <w:r>
-        <w:t xml:space="preserve">I, Mr. Haameed Abdur Rahman SK, hereby declare that this SIP Project Report is based on my three months internship done at Q-Up Private Limited, as a Business Development and Operations Intern, during the period from May 4th to July 31st, 2026, under the guidance of Ms. Saranya Selvapandian, Q-Up Private Limited and Indian School of Science and Management, Chennai.</w:t>
+        <w:t xml:space="preserve">I, </w:t>
+      </w:r>
+      <w:r>
+        <w:rPr>
+          <w:b/>
+        </w:rPr>
+        <w:t xml:space="preserve">Mr. Haameed Abdur Rahman SK</w:t>
+      </w:r>
+      <w:r>
+        <w:t xml:space="preserve">, hereby declare that this SIP Project Report is based on my three months internship done at Q-Up Private Limited, as a Business Development and Operations Intern, during the period from May 4th to July 31st, 2026, under the guidance of </w:t>
+      </w:r>
+      <w:r>
+        <w:rPr>
+          <w:b/>
+        </w:rPr>
+        <w:t xml:space="preserve">Ms. Saranya Selvapandian</w:t>
+      </w:r>
+      <w:r>
+        <w:t xml:space="preserve">, Q-Up Private Limited and Indian School of Science and Management, Chennai.</w:t>
       </w:r>
     </w:p>
     <w:p>
@@ -704,7 +740,16 @@
         <w:jc w:val="both"/>
       </w:pPr>
       <w:r>
-        <w:t xml:space="preserve">I express my heartfelt thanks to our visionary, dedicated and empowering Founder and Managing Director, Dr. PARKAVI MAHALINGAM, for her continuous support and meaningful guidance, which played a key role in our progress.</w:t>
+        <w:t xml:space="preserve">I express my heartfelt thanks to our visionary, dedicated and empowering Founder and Managing Director, </w:t>
+      </w:r>
+      <w:r>
+        <w:rPr>
+          <w:b/>
+        </w:rPr>
+        <w:t xml:space="preserve">Dr. PARKAVI MAHALINGAM</w:t>
+      </w:r>
+      <w:r>
+        <w:t xml:space="preserve">, for her continuous support and meaningful guidance, which played a key role in our progress.</w:t>
       </w:r>
     </w:p>
     <w:p>
@@ -719,7 +764,7 @@
         <w:rPr>
           <w:b/>
         </w:rPr>
-        <w:t xml:space="preserve">Mrs. KAVITHA MANIKANDAN</w:t>
+        <w:t xml:space="preserve">Ms. KAVITHA MANIKANDAN</w:t>
       </w:r>
       <w:r>
         <w:t xml:space="preserve">, for her guidance and constant supervision, for providing the necessary information regarding the project and for her support in completing it.</w:t>
@@ -740,7 +785,16 @@
         <w:jc w:val="both"/>
       </w:pPr>
       <w:r>
-        <w:t xml:space="preserve">My sincere gratitude to MS. SARANYA SELVAPANDIAN, Q-UP PRIVATE LIMITED, for mentoring me, reviewing my work and offering immense support and knowledge throughout the internship, and to the management of Q-Up Private Limited for permitting me to undergo my Summer Internship Programme with the organisation.</w:t>
+        <w:t xml:space="preserve">My sincere gratitude to </w:t>
+      </w:r>
+      <w:r>
+        <w:rPr>
+          <w:b/>
+        </w:rPr>
+        <w:t xml:space="preserve">MS. SARANYA SELVAPANDIAN</w:t>
+      </w:r>
+      <w:r>
+        <w:t xml:space="preserve">, Q-UP PRIVATE LIMITED, for mentoring me, reviewing my work and offering immense support and knowledge throughout the internship, and to the management of Q-Up Private Limited for permitting me to undergo my Summer Internship Programme with the organisation.</w:t>
       </w:r>
     </w:p>
     <w:p>
@@ -790,7 +844,16 @@
         <w:jc w:val="both"/>
       </w:pPr>
       <w:r>
-        <w:t xml:space="preserve">This report presents the work carried out during my Summer Internship Programme at Q-Up Private Limited, an online selling platform. The internship was undertaken on-site from 4 May 2026 to 31 July 2026, a period of three months covering twelve working weeks, as a Business Development and Operations Intern, under the guidance of Ms. Saranya Selvapandian.</w:t>
+        <w:t xml:space="preserve">This report presents the work carried out during my Summer Internship Programme at Q-Up Private Limited, an online selling platform. The internship was undertaken on-site from 4 May 2026 to 31 July 2026, a period of twelve working weeks, as a Business Development and Operations Intern, under the guidance of </w:t>
+      </w:r>
+      <w:r>
+        <w:rPr>
+          <w:b/>
+        </w:rPr>
+        <w:t xml:space="preserve">Ms. Saranya Selvapandian</w:t>
+      </w:r>
+      <w:r>
+        <w:t xml:space="preserve">.</w:t>
       </w:r>
     </w:p>
     <w:p>
@@ -808,34 +871,25 @@
         <w:jc w:val="both"/>
       </w:pPr>
       <w:r>
-        <w:t xml:space="preserve">The work covered eight areas. The first was product category research, in which I identified and finalised the FMCG categories to be taken up for research and onboarding and collected preliminary market data for them. The second was price comparison and competitive benchmarking, where I compared prices across retail outlets and other e-commerce platforms so that the platform’s own pricing could be positioned sensibly. The third was product listing and catalogue management, preparing and later updating listings for the Q-Up platform.</w:t>
-      </w:r>
-    </w:p>
-    <w:p>
-      <w:pPr>
-        <w:spacing w:before="0" w:after="140" w:line="360" w:lineRule="auto"/>
-        <w:jc w:val="both"/>
-      </w:pPr>
-      <w:r>
-        <w:t xml:space="preserve">The fourth area was market research and documentation, converting raw product and market findings into structured project reports. The fifth was data collection and validation, checking the accuracy of product data before it was used for onboarding decisions. The sixth was seller and distributor outreach, in which I researched prospective FMCG sellers and distributors, made field visits, attended vendor meetings and took part in partnership discussions. The seventh was client communication and onboarding, where I drafted professional emails for business proposals and followed up with prospective clients through to onboarding. The eighth was marketing and platform improvement, covering promotional posters and creatives, participation in a promotional video shoot, and the identification and reporting of website bugs to the development team.</w:t>
-      </w:r>
-    </w:p>
-    <w:p>
-      <w:pPr>
-        <w:spacing w:before="0" w:after="140" w:line="360" w:lineRule="auto"/>
-        <w:jc w:val="both"/>
-      </w:pPr>
-      <w:r>
-        <w:t xml:space="preserve">The internship therefore moved between three kinds of work in the same week: analytical work at a desk, persuasive work in the field, and operational work on the platform itself. It also included a planned break at the end of May for the college semester examinations, after which the product data collection and onboarding activities were resumed.</w:t>
-      </w:r>
-    </w:p>
-    <w:p>
-      <w:pPr>
-        <w:spacing w:before="0" w:after="140" w:line="360" w:lineRule="auto"/>
-        <w:jc w:val="both"/>
-      </w:pPr>
-      <w:r>
-        <w:t xml:space="preserve">Professionally, the internship gave me three things a classroom cannot. First, an understanding that a marketplace grows supply one seller at a time, and that each seller has to be found, approached, convinced and onboarded. Second, the discipline of data accuracy, because a wrong price or an incomplete listing is visible to every customer and damages trust immediately. Third, practical experience of cross-team working, since a single listing problem can involve the business development team, the marketing team and the developers at the same time. In summary, the internship converted my MBA coursework in marketing, market research, sales and distribution and business communication into work I can now perform, and it clarified my interest in business development and e-commerce operations.</w:t>
+        <w:t xml:space="preserve">The work covered eight areas. I identified and finalised the FMCG categories to be taken up for research and onboarding; compared prices across retail outlets and competing e-commerce platforms so that the platform’s own pricing could be positioned sensibly; prepared and later updated product listings; and converted raw product and market findings into structured project reports. A fifth area was data collection and validation, checking the accuracy of product data before it was used for onboarding decisions.</w:t>
+      </w:r>
+    </w:p>
+    <w:p>
+      <w:pPr>
+        <w:spacing w:before="0" w:after="140" w:line="360" w:lineRule="auto"/>
+        <w:jc w:val="both"/>
+      </w:pPr>
+      <w:r>
+        <w:t xml:space="preserve">The remaining areas took me into the field. I researched prospective FMCG sellers and distributors, made field visits, attended vendor meetings and took part in partnership discussions; drafted business proposals by email and followed prospective clients through to onboarding; and supported marketing and platform improvement through promotional creatives, a promotional video shoot and the reporting of website defects to the development team. A planned break at the end of May covered my college semester examinations.</w:t>
+      </w:r>
+    </w:p>
+    <w:p>
+      <w:pPr>
+        <w:spacing w:before="0" w:after="140" w:line="360" w:lineRule="auto"/>
+        <w:jc w:val="both"/>
+      </w:pPr>
+      <w:r>
+        <w:t xml:space="preserve">Professionally, the internship gave me three things a classroom cannot. First, an understanding that a marketplace grows supply one seller at a time, and that each seller has to be found, approached, convinced and onboarded. Second, the discipline of data accuracy, because a wrong price or an incomplete listing is visible to every customer and damages trust immediately. Third, practical experience of cross-team working, since a single listing problem can involve business development, marketing and the developers at the same time.</w:t>
       </w:r>
     </w:p>
     <w:p>
@@ -899,7 +953,7 @@
       <w:tr>
         <w:trPr>
           <w:cantSplit/>
-          <w:trHeight w:val="640" w:hRule="atLeast"/>
+          <w:trHeight w:val="1550" w:hRule="atLeast"/>
           <w:tblHeader/>
         </w:trPr>
         <w:tc>
@@ -966,7 +1020,7 @@
       <w:tr>
         <w:trPr>
           <w:cantSplit/>
-          <w:trHeight w:val="640" w:hRule="atLeast"/>
+          <w:trHeight w:val="1550" w:hRule="atLeast"/>
         </w:trPr>
         <w:tc>
           <w:tcPr>
@@ -1039,7 +1093,7 @@
                 <w:rPr>
                   <w:noProof/>
                 </w:rPr>
-                <w:t>10</w:t>
+                <w:t>11</w:t>
               </w:r>
             </w:fldSimple>
           </w:p>
@@ -1048,7 +1102,7 @@
       <w:tr>
         <w:trPr>
           <w:cantSplit/>
-          <w:trHeight w:val="640" w:hRule="atLeast"/>
+          <w:trHeight w:val="1550" w:hRule="atLeast"/>
         </w:trPr>
         <w:tc>
           <w:tcPr>
@@ -1105,7 +1159,7 @@
                 <w:rPr>
                   <w:noProof/>
                 </w:rPr>
-                <w:t>11</w:t>
+                <w:t>12</w:t>
               </w:r>
             </w:fldSimple>
             <w:r>
@@ -1117,72 +1171,6 @@
               <w:t xml:space="preserve">-</w:t>
             </w:r>
             <w:fldSimple w:instr=" PAGEREF ch2_end \h ">
-              <w:r>
-                <w:rPr>
-                  <w:noProof/>
-                </w:rPr>
-                <w:t>27</w:t>
-              </w:r>
-            </w:fldSimple>
-          </w:p>
-        </w:tc>
-      </w:tr>
-      <w:tr>
-        <w:trPr>
-          <w:cantSplit/>
-          <w:trHeight w:val="640" w:hRule="atLeast"/>
-        </w:trPr>
-        <w:tc>
-          <w:tcPr>
-            <w:tcW w:w="1575" w:type="dxa"/>
-            <w:vAlign w:val="center"/>
-          </w:tcPr>
-          <w:p>
-            <w:pPr>
-              <w:spacing w:before="20" w:after="20" w:line="240" w:lineRule="auto"/>
-              <w:jc w:val="center"/>
-            </w:pPr>
-            <w:r>
-              <w:rPr>
-                <w:b/>
-                <w:sz w:val="28"/>
-                <w:szCs w:val="28"/>
-              </w:rPr>
-              <w:t xml:space="preserve">3</w:t>
-            </w:r>
-          </w:p>
-        </w:tc>
-        <w:tc>
-          <w:tcPr>
-            <w:tcW w:w="5514" w:type="dxa"/>
-            <w:vAlign w:val="center"/>
-          </w:tcPr>
-          <w:p>
-            <w:pPr>
-              <w:spacing w:before="20" w:after="20" w:line="240" w:lineRule="auto"/>
-              <w:jc w:val="center"/>
-            </w:pPr>
-            <w:r>
-              <w:rPr>
-                <w:b/>
-                <w:sz w:val="28"/>
-                <w:szCs w:val="28"/>
-              </w:rPr>
-              <w:t xml:space="preserve">ANALYSIS OF JOB PERFORMANCE</w:t>
-            </w:r>
-          </w:p>
-        </w:tc>
-        <w:tc>
-          <w:tcPr>
-            <w:tcW w:w="1575" w:type="dxa"/>
-            <w:vAlign w:val="center"/>
-          </w:tcPr>
-          <w:p>
-            <w:pPr>
-              <w:spacing w:before="20" w:after="20" w:line="240" w:lineRule="auto"/>
-              <w:jc w:val="center"/>
-            </w:pPr>
-            <w:fldSimple w:instr=" PAGEREF ch3_start \h ">
               <w:r>
                 <w:rPr>
                   <w:noProof/>
@@ -1190,81 +1178,81 @@
                 <w:t>28</w:t>
               </w:r>
             </w:fldSimple>
+          </w:p>
+        </w:tc>
+      </w:tr>
+      <w:tr>
+        <w:trPr>
+          <w:cantSplit/>
+          <w:trHeight w:val="1550" w:hRule="atLeast"/>
+        </w:trPr>
+        <w:tc>
+          <w:tcPr>
+            <w:tcW w:w="1575" w:type="dxa"/>
+            <w:vAlign w:val="center"/>
+          </w:tcPr>
+          <w:p>
+            <w:pPr>
+              <w:spacing w:before="20" w:after="20" w:line="240" w:lineRule="auto"/>
+              <w:jc w:val="center"/>
+            </w:pPr>
             <w:r>
               <w:rPr>
                 <w:b/>
                 <w:sz w:val="28"/>
                 <w:szCs w:val="28"/>
               </w:rPr>
-              <w:t xml:space="preserve">-</w:t>
-            </w:r>
-            <w:fldSimple w:instr=" PAGEREF ch3_end \h ">
+              <w:t xml:space="preserve">3</w:t>
+            </w:r>
+          </w:p>
+        </w:tc>
+        <w:tc>
+          <w:tcPr>
+            <w:tcW w:w="5514" w:type="dxa"/>
+            <w:vAlign w:val="center"/>
+          </w:tcPr>
+          <w:p>
+            <w:pPr>
+              <w:spacing w:before="20" w:after="20" w:line="240" w:lineRule="auto"/>
+              <w:jc w:val="center"/>
+            </w:pPr>
+            <w:r>
+              <w:rPr>
+                <w:b/>
+                <w:sz w:val="28"/>
+                <w:szCs w:val="28"/>
+              </w:rPr>
+              <w:t xml:space="preserve">ANALYSIS OF JOB PERFORMANCE</w:t>
+            </w:r>
+          </w:p>
+        </w:tc>
+        <w:tc>
+          <w:tcPr>
+            <w:tcW w:w="1575" w:type="dxa"/>
+            <w:vAlign w:val="center"/>
+          </w:tcPr>
+          <w:p>
+            <w:pPr>
+              <w:spacing w:before="20" w:after="20" w:line="240" w:lineRule="auto"/>
+              <w:jc w:val="center"/>
+            </w:pPr>
+            <w:fldSimple w:instr=" PAGEREF ch3_start \h ">
               <w:r>
                 <w:rPr>
                   <w:noProof/>
                 </w:rPr>
-                <w:t>33</w:t>
+                <w:t>29</w:t>
               </w:r>
             </w:fldSimple>
-          </w:p>
-        </w:tc>
-      </w:tr>
-      <w:tr>
-        <w:trPr>
-          <w:cantSplit/>
-          <w:trHeight w:val="640" w:hRule="atLeast"/>
-        </w:trPr>
-        <w:tc>
-          <w:tcPr>
-            <w:tcW w:w="1575" w:type="dxa"/>
-            <w:vAlign w:val="center"/>
-          </w:tcPr>
-          <w:p>
-            <w:pPr>
-              <w:spacing w:before="20" w:after="20" w:line="240" w:lineRule="auto"/>
-              <w:jc w:val="center"/>
-            </w:pPr>
             <w:r>
               <w:rPr>
                 <w:b/>
                 <w:sz w:val="28"/>
                 <w:szCs w:val="28"/>
               </w:rPr>
-              <w:t xml:space="preserve">4</w:t>
-            </w:r>
-          </w:p>
-        </w:tc>
-        <w:tc>
-          <w:tcPr>
-            <w:tcW w:w="5514" w:type="dxa"/>
-            <w:vAlign w:val="center"/>
-          </w:tcPr>
-          <w:p>
-            <w:pPr>
-              <w:spacing w:before="20" w:after="20" w:line="240" w:lineRule="auto"/>
-              <w:jc w:val="center"/>
-            </w:pPr>
-            <w:r>
-              <w:rPr>
-                <w:b/>
-                <w:sz w:val="28"/>
-                <w:szCs w:val="28"/>
-              </w:rPr>
-              <w:t xml:space="preserve">LEARNING OUTCOMES</w:t>
-            </w:r>
-          </w:p>
-        </w:tc>
-        <w:tc>
-          <w:tcPr>
-            <w:tcW w:w="1575" w:type="dxa"/>
-            <w:vAlign w:val="center"/>
-          </w:tcPr>
-          <w:p>
-            <w:pPr>
-              <w:spacing w:before="20" w:after="20" w:line="240" w:lineRule="auto"/>
-              <w:jc w:val="center"/>
-            </w:pPr>
-            <w:fldSimple w:instr=" PAGEREF ch4_start \h ">
+              <w:t xml:space="preserve">-</w:t>
+            </w:r>
+            <w:fldSimple w:instr=" PAGEREF ch3_end \h ">
               <w:r>
                 <w:rPr>
                   <w:noProof/>
@@ -1272,6 +1260,72 @@
                 <w:t>34</w:t>
               </w:r>
             </w:fldSimple>
+          </w:p>
+        </w:tc>
+      </w:tr>
+      <w:tr>
+        <w:trPr>
+          <w:cantSplit/>
+          <w:trHeight w:val="1550" w:hRule="atLeast"/>
+        </w:trPr>
+        <w:tc>
+          <w:tcPr>
+            <w:tcW w:w="1575" w:type="dxa"/>
+            <w:vAlign w:val="center"/>
+          </w:tcPr>
+          <w:p>
+            <w:pPr>
+              <w:spacing w:before="20" w:after="20" w:line="240" w:lineRule="auto"/>
+              <w:jc w:val="center"/>
+            </w:pPr>
+            <w:r>
+              <w:rPr>
+                <w:b/>
+                <w:sz w:val="28"/>
+                <w:szCs w:val="28"/>
+              </w:rPr>
+              <w:t xml:space="preserve">4</w:t>
+            </w:r>
+          </w:p>
+        </w:tc>
+        <w:tc>
+          <w:tcPr>
+            <w:tcW w:w="5514" w:type="dxa"/>
+            <w:vAlign w:val="center"/>
+          </w:tcPr>
+          <w:p>
+            <w:pPr>
+              <w:spacing w:before="20" w:after="20" w:line="240" w:lineRule="auto"/>
+              <w:jc w:val="center"/>
+            </w:pPr>
+            <w:r>
+              <w:rPr>
+                <w:b/>
+                <w:sz w:val="28"/>
+                <w:szCs w:val="28"/>
+              </w:rPr>
+              <w:t xml:space="preserve">LEARNING OUTCOMES</w:t>
+            </w:r>
+          </w:p>
+        </w:tc>
+        <w:tc>
+          <w:tcPr>
+            <w:tcW w:w="1575" w:type="dxa"/>
+            <w:vAlign w:val="center"/>
+          </w:tcPr>
+          <w:p>
+            <w:pPr>
+              <w:spacing w:before="20" w:after="20" w:line="240" w:lineRule="auto"/>
+              <w:jc w:val="center"/>
+            </w:pPr>
+            <w:fldSimple w:instr=" PAGEREF ch4_start \h ">
+              <w:r>
+                <w:rPr>
+                  <w:noProof/>
+                </w:rPr>
+                <w:t>35</w:t>
+              </w:r>
+            </w:fldSimple>
             <w:r>
               <w:rPr>
                 <w:b/>
@@ -1285,7 +1339,7 @@
                 <w:rPr>
                   <w:noProof/>
                 </w:rPr>
-                <w:t>38</w:t>
+                <w:t>40</w:t>
               </w:r>
             </w:fldSimple>
           </w:p>
@@ -1294,7 +1348,7 @@
       <w:tr>
         <w:trPr>
           <w:cantSplit/>
-          <w:trHeight w:val="640" w:hRule="atLeast"/>
+          <w:trHeight w:val="1550" w:hRule="atLeast"/>
         </w:trPr>
         <w:tc>
           <w:tcPr>
@@ -1351,7 +1405,7 @@
                 <w:rPr>
                   <w:noProof/>
                 </w:rPr>
-                <w:t>39</w:t>
+                <w:t>41</w:t>
               </w:r>
             </w:fldSimple>
             <w:r>
@@ -1367,7 +1421,7 @@
                 <w:rPr>
                   <w:noProof/>
                 </w:rPr>
-                <w:t>43</w:t>
+                <w:t>47</w:t>
               </w:r>
             </w:fldSimple>
           </w:p>
@@ -1376,7 +1430,7 @@
       <w:tr>
         <w:trPr>
           <w:cantSplit/>
-          <w:trHeight w:val="640" w:hRule="atLeast"/>
+          <w:trHeight w:val="1550" w:hRule="atLeast"/>
         </w:trPr>
         <w:tc>
           <w:tcPr>
@@ -1433,7 +1487,7 @@
                 <w:rPr>
                   <w:noProof/>
                 </w:rPr>
-                <w:t>44</w:t>
+                <w:t>48</w:t>
               </w:r>
             </w:fldSimple>
             <w:r>
@@ -1449,7 +1503,7 @@
                 <w:rPr>
                   <w:noProof/>
                 </w:rPr>
-                <w:t>46</w:t>
+                <w:t>50</w:t>
               </w:r>
             </w:fldSimple>
           </w:p>
@@ -1817,7 +1871,6 @@
         <w:tc>
           <w:tcPr>
             <w:tcW w:w="2166" w:type="dxa"/>
-            <w:shd w:val="clear" w:color="auto" w:fill="D9D9D9"/>
             <w:vAlign w:val="center"/>
           </w:tcPr>
           <w:p>
@@ -1838,7 +1891,6 @@
         <w:tc>
           <w:tcPr>
             <w:tcW w:w="3610" w:type="dxa"/>
-            <w:shd w:val="clear" w:color="auto" w:fill="D9D9D9"/>
             <w:vAlign w:val="center"/>
           </w:tcPr>
           <w:p>
@@ -1859,7 +1911,6 @@
         <w:tc>
           <w:tcPr>
             <w:tcW w:w="2888" w:type="dxa"/>
-            <w:shd w:val="clear" w:color="auto" w:fill="D9D9D9"/>
             <w:vAlign w:val="center"/>
           </w:tcPr>
           <w:p>
@@ -2437,7 +2488,16 @@
         <w:jc w:val="both"/>
       </w:pPr>
       <w:r>
-        <w:t xml:space="preserve">Internal review took place through team meetings at which project progress and forthcoming tasks were discussed, and through direct feedback on the listings, reports and creatives I produced. My work was guided by Ms. Saranya Selvapandian, and I worked alongside colleagues in the business development, operations, marketing and technology functions. The culture was also accommodating of my academic commitments: the internship included a planned break at the end of May for my college semester examinations, after which the work resumed.</w:t>
+        <w:t xml:space="preserve">Internal review took place through team meetings at which project progress and forthcoming tasks were discussed, and through direct feedback on the listings, reports and creatives I produced. My work was guided by </w:t>
+      </w:r>
+      <w:r>
+        <w:rPr>
+          <w:b/>
+        </w:rPr>
+        <w:t xml:space="preserve">Ms. Saranya Selvapandian</w:t>
+      </w:r>
+      <w:r>
+        <w:t xml:space="preserve">, and I worked alongside colleagues in the business development, operations, marketing and technology functions. The culture was also accommodating of my academic commitments: the internship included a planned break at the end of May for my college semester examinations, after which the work resumed.</w:t>
       </w:r>
     </w:p>
     <w:p>
@@ -3038,7 +3098,6 @@
         <w:tc>
           <w:tcPr>
             <w:tcW w:w="2363" w:type="dxa"/>
-            <w:shd w:val="clear" w:color="auto" w:fill="D9D9D9"/>
             <w:vAlign w:val="center"/>
           </w:tcPr>
           <w:p>
@@ -3059,7 +3118,6 @@
         <w:tc>
           <w:tcPr>
             <w:tcW w:w="3151" w:type="dxa"/>
-            <w:shd w:val="clear" w:color="auto" w:fill="D9D9D9"/>
             <w:vAlign w:val="center"/>
           </w:tcPr>
           <w:p>
@@ -3080,7 +3138,6 @@
         <w:tc>
           <w:tcPr>
             <w:tcW w:w="3151" w:type="dxa"/>
-            <w:shd w:val="clear" w:color="auto" w:fill="D9D9D9"/>
             <w:vAlign w:val="center"/>
           </w:tcPr>
           <w:p>
@@ -3341,7 +3398,6 @@
         <w:tc>
           <w:tcPr>
             <w:tcW w:w="2363" w:type="dxa"/>
-            <w:shd w:val="clear" w:color="auto" w:fill="D9D9D9"/>
             <w:vAlign w:val="center"/>
           </w:tcPr>
           <w:p>
@@ -3362,7 +3418,6 @@
         <w:tc>
           <w:tcPr>
             <w:tcW w:w="3151" w:type="dxa"/>
-            <w:shd w:val="clear" w:color="auto" w:fill="D9D9D9"/>
             <w:vAlign w:val="center"/>
           </w:tcPr>
           <w:p>
@@ -3383,7 +3438,6 @@
         <w:tc>
           <w:tcPr>
             <w:tcW w:w="3151" w:type="dxa"/>
-            <w:shd w:val="clear" w:color="auto" w:fill="D9D9D9"/>
             <w:vAlign w:val="center"/>
           </w:tcPr>
           <w:p>
@@ -3582,7 +3636,6 @@
         <w:tc>
           <w:tcPr>
             <w:tcW w:w="2363" w:type="dxa"/>
-            <w:shd w:val="clear" w:color="auto" w:fill="D9D9D9"/>
             <w:vAlign w:val="center"/>
           </w:tcPr>
           <w:p>
@@ -3603,7 +3656,6 @@
         <w:tc>
           <w:tcPr>
             <w:tcW w:w="3151" w:type="dxa"/>
-            <w:shd w:val="clear" w:color="auto" w:fill="D9D9D9"/>
             <w:vAlign w:val="center"/>
           </w:tcPr>
           <w:p>
@@ -3624,7 +3676,6 @@
         <w:tc>
           <w:tcPr>
             <w:tcW w:w="3151" w:type="dxa"/>
-            <w:shd w:val="clear" w:color="auto" w:fill="D9D9D9"/>
             <w:vAlign w:val="center"/>
           </w:tcPr>
           <w:p>
@@ -3981,6 +4032,67 @@
       </w:pPr>
       <w:r>
         <w:t xml:space="preserve">For a student of management, the lesson in this stage of a company’s life is that the constraint is rarely the idea or the technology. It is the patient, unglamorous work of building supply: finding the seller, earning the meeting, correcting the product data and following up until the listing is live.</w:t>
+      </w:r>
+    </w:p>
+    <w:p>
+      <w:pPr>
+        <w:keepNext/>
+        <w:keepLines/>
+        <w:spacing w:before="240" w:after="120" w:line="360" w:lineRule="auto"/>
+        <w:jc w:val="left"/>
+      </w:pPr>
+      <w:r>
+        <w:rPr>
+          <w:b/>
+          <w:sz w:val="28"/>
+          <w:szCs w:val="28"/>
+        </w:rPr>
+        <w:t xml:space="preserve">1.9  THE REGULATORY ENVIRONMENT FOR ONLINE MARKETPLACES</w:t>
+      </w:r>
+    </w:p>
+    <w:p>
+      <w:pPr>
+        <w:spacing w:before="0" w:after="140" w:line="360" w:lineRule="auto"/>
+        <w:jc w:val="both"/>
+      </w:pPr>
+      <w:r>
+        <w:t xml:space="preserve">One feature of this industry deserves separate treatment, because it constrains what a marketplace may do and therefore what its supply-side team is actually selling to a prospective seller. An online platform in India operates within a regulatory framework that distinguishes sharply between owning inventory and providing a marketplace.</w:t>
+      </w:r>
+    </w:p>
+    <w:p>
+      <w:pPr>
+        <w:spacing w:before="0" w:after="140" w:line="360" w:lineRule="auto"/>
+        <w:jc w:val="both"/>
+      </w:pPr>
+      <w:r>
+        <w:t xml:space="preserve">The foundational distinction comes from foreign investment policy, which permits investment in a marketplace model, where the platform provides a technology facility for independent sellers, but not in an inventory-led model where the platform owns the goods it sells (Department for Promotion of Industry and Internal Trade, n.d.). The practical consequence is significant for the work described in this report: because the platform does not own the stock, growth in selection can only come from recruiting sellers, which is precisely why supply-side business development matters as much as it does.</w:t>
+      </w:r>
+    </w:p>
+    <w:p>
+      <w:pPr>
+        <w:spacing w:before="0" w:after="140" w:line="360" w:lineRule="auto"/>
+        <w:jc w:val="both"/>
+      </w:pPr>
+      <w:r>
+        <w:t xml:space="preserve">A second layer governs conduct towards customers. The consumer protection rules for electronic commerce place duties on marketplace entities covering the disclosure of seller particulars, accuracy of product information, grievance handling and the prohibition of unfair trade practices (Ministry of Consumer Affairs, n.d.). Read alongside the packaged commodities rules, which require declarations of quantity, manufacturer and retail price on pre-packaged goods (Legal Metrology Division, n.d.), this explains why catalogue accuracy is a compliance matter and not merely a matter of presentation. A listing that misstates a pack size or omits a mandatory declaration is a regulatory exposure as well as a customer disappointment.</w:t>
+      </w:r>
+    </w:p>
+    <w:p>
+      <w:pPr>
+        <w:spacing w:before="0" w:after="140" w:line="360" w:lineRule="auto"/>
+        <w:jc w:val="both"/>
+      </w:pPr>
+      <w:r>
+        <w:t xml:space="preserve">Category-specific licensing adds a further requirement. Food businesses selling online must hold the appropriate licence or registration, and platforms are expected to verify that their food sellers do (Food Safety and Standards Authority of India, n.d.), which is directly relevant to onboarding in the fast-moving consumer goods categories I worked on. Tax obligations also fall on the operator rather than only on the seller, since a platform is required to collect tax at source on the consideration it handles (Goods and Services Tax Network, n.d.).</w:t>
+      </w:r>
+    </w:p>
+    <w:p>
+      <w:pPr>
+        <w:spacing w:before="0" w:after="140" w:line="360" w:lineRule="auto"/>
+        <w:jc w:val="both"/>
+      </w:pPr>
+      <w:r>
+        <w:t xml:space="preserve">Finally, the policy environment is actively encouraging open digital commerce, through a network intended to let buyers and sellers transact across platforms rather than within a single one (Open Network for Digital Commerce, n.d.). For a smaller platform this cuts both ways: it lowers the cost of reaching buyers, and it weakens the advantage of having recruited a seller exclusively. Either way it reinforces the lesson of the internship, that a marketplace competes on the quality of its supply relationships rather than on the existence of its website.</w:t>
       </w:r>
     </w:p>
     <w:p>
@@ -4145,7 +4257,16 @@
         <w:jc w:val="both"/>
       </w:pPr>
       <w:r>
-        <w:t xml:space="preserve">The purpose of the internship was to convert the marketing and management concepts studied in the MBA programme into practical work inside a functioning online selling platform. The internship was carried out at Q-Up Private Limited from 4 May 2026 to 31 July 2026 as a Business Development and Operations Intern, under the guidance of Ms. Saranya Selvapandian.</w:t>
+        <w:t xml:space="preserve">The purpose of the internship was to convert the marketing and management concepts studied in the MBA programme into practical work inside a functioning online selling platform. The internship was carried out at Q-Up Private Limited from 4 May 2026 to 31 July 2026 as a Business Development and Operations Intern, under the guidance of </w:t>
+      </w:r>
+      <w:r>
+        <w:rPr>
+          <w:b/>
+        </w:rPr>
+        <w:t xml:space="preserve">Ms. Saranya Selvapandian</w:t>
+      </w:r>
+      <w:r>
+        <w:t xml:space="preserve">.</w:t>
       </w:r>
     </w:p>
     <w:p>
@@ -4297,7 +4418,16 @@
         <w:jc w:val="both"/>
       </w:pPr>
       <w:r>
-        <w:t xml:space="preserve">The method was necessarily iterative rather than linear. Category research produced a list of products; price comparison tested whether they could be listed competitively; field visits established whether sellers could actually supply them; and the findings from the field frequently sent the work back to the research stage. Progress was reviewed in internal team meetings, and work was allocated and reviewed by Ms. Saranya Selvapandian, with day-to-day support from colleagues in the business development, operations, marketing and technology functions.</w:t>
+        <w:t xml:space="preserve">The method was necessarily iterative rather than linear. Category research produced a list of products; price comparison tested whether they could be listed competitively; field visits established whether sellers could actually supply them; and the findings from the field frequently sent the work back to the research stage. Progress was reviewed in internal team meetings, and work was allocated and reviewed by </w:t>
+      </w:r>
+      <w:r>
+        <w:rPr>
+          <w:b/>
+        </w:rPr>
+        <w:t xml:space="preserve">Ms. Saranya Selvapandian</w:t>
+      </w:r>
+      <w:r>
+        <w:t xml:space="preserve">, with day-to-day support from colleagues in the business development, operations, marketing and technology functions.</w:t>
       </w:r>
     </w:p>
     <w:p>
@@ -4473,60 +4603,12 @@
     </w:p>
     <w:p>
       <w:pPr>
-        <w:numPr>
-          <w:ilvl w:val="0"/>
-          <w:numId w:val="1"/>
-        </w:numPr>
-        <w:spacing w:before="0" w:after="80" w:line="360" w:lineRule="auto"/>
-        <w:jc w:val="both"/>
-      </w:pPr>
-      <w:r>
-        <w:t xml:space="preserve">Identified and finalised the fast-moving consumer goods categories to be taken up for research and onboarding.</w:t>
-      </w:r>
-    </w:p>
-    <w:p>
-      <w:pPr>
-        <w:numPr>
-          <w:ilvl w:val="0"/>
-          <w:numId w:val="1"/>
-        </w:numPr>
-        <w:spacing w:before="0" w:after="80" w:line="360" w:lineRule="auto"/>
-        <w:jc w:val="both"/>
-      </w:pPr>
-      <w:r>
-        <w:t xml:space="preserve">Collected preliminary market data for the selected categories to support the decision.</w:t>
-      </w:r>
-    </w:p>
-    <w:p>
-      <w:pPr>
-        <w:numPr>
-          <w:ilvl w:val="0"/>
-          <w:numId w:val="1"/>
-        </w:numPr>
-        <w:spacing w:before="0" w:after="80" w:line="360" w:lineRule="auto"/>
-        <w:jc w:val="both"/>
-      </w:pPr>
-      <w:r>
-        <w:t xml:space="preserve">Learned to evaluate and shortlist categories on the basis of market demand and onboarding potential rather than on volume alone.</w:t>
-      </w:r>
-    </w:p>
-    <w:p>
-      <w:pPr>
-        <w:numPr>
-          <w:ilvl w:val="0"/>
-          <w:numId w:val="1"/>
-        </w:numPr>
-        <w:spacing w:before="0" w:after="80" w:line="360" w:lineRule="auto"/>
-        <w:jc w:val="both"/>
-      </w:pPr>
-      <w:r>
-        <w:t xml:space="preserve">Understood that category selection determines where the whole supply-side effort of the platform is spent, which makes it the first commercial decision rather than a research exercise.</w:t>
-      </w:r>
-    </w:p>
-    <w:p>
-      <w:pPr>
-        <w:spacing w:before="0" w:after="60" w:line="120" w:lineRule="auto"/>
-      </w:pPr>
+        <w:spacing w:before="0" w:after="140" w:line="360" w:lineRule="auto"/>
+        <w:jc w:val="both"/>
+      </w:pPr>
+      <w:r>
+        <w:t xml:space="preserve">Identified and finalised the fast-moving consumer goods categories to be taken up for research and onboarding. Collected preliminary market data for the selected categories to support the decision. Learned to evaluate and shortlist categories on the basis of market demand and onboarding potential rather than on volume alone. Understood that category selection determines where the whole supply-side effort of the platform is spent, which makes it the first commercial decision rather than a research exercise.</w:t>
+      </w:r>
     </w:p>
     <w:p>
       <w:pPr>
@@ -4546,60 +4628,12 @@
     </w:p>
     <w:p>
       <w:pPr>
-        <w:numPr>
-          <w:ilvl w:val="0"/>
-          <w:numId w:val="1"/>
-        </w:numPr>
-        <w:spacing w:before="0" w:after="80" w:line="360" w:lineRule="auto"/>
-        <w:jc w:val="both"/>
-      </w:pPr>
-      <w:r>
-        <w:t xml:space="preserve">Conducted price comparison analysis across retail outlets and other e-commerce platforms for the products under consideration.</w:t>
-      </w:r>
-    </w:p>
-    <w:p>
-      <w:pPr>
-        <w:numPr>
-          <w:ilvl w:val="0"/>
-          <w:numId w:val="1"/>
-        </w:numPr>
-        <w:spacing w:before="0" w:after="80" w:line="360" w:lineRule="auto"/>
-        <w:jc w:val="both"/>
-      </w:pPr>
-      <w:r>
-        <w:t xml:space="preserve">Repeated the benchmarking through the internship as prices changed, and extended it in the later weeks to support market analysis.</w:t>
-      </w:r>
-    </w:p>
-    <w:p>
-      <w:pPr>
-        <w:numPr>
-          <w:ilvl w:val="0"/>
-          <w:numId w:val="1"/>
-        </w:numPr>
-        <w:spacing w:before="0" w:after="80" w:line="360" w:lineRule="auto"/>
-        <w:jc w:val="both"/>
-      </w:pPr>
-      <w:r>
-        <w:t xml:space="preserve">Recorded the findings so that they could be used directly when listings were prepared.</w:t>
-      </w:r>
-    </w:p>
-    <w:p>
-      <w:pPr>
-        <w:numPr>
-          <w:ilvl w:val="0"/>
-          <w:numId w:val="1"/>
-        </w:numPr>
-        <w:spacing w:before="0" w:after="80" w:line="360" w:lineRule="auto"/>
-        <w:jc w:val="both"/>
-      </w:pPr>
-      <w:r>
-        <w:t xml:space="preserve">Gained an understanding of competitive pricing benchmarks and of the standards required for platform listings.</w:t>
-      </w:r>
-    </w:p>
-    <w:p>
-      <w:pPr>
-        <w:spacing w:before="0" w:after="60" w:line="120" w:lineRule="auto"/>
-      </w:pPr>
+        <w:spacing w:before="0" w:after="140" w:line="360" w:lineRule="auto"/>
+        <w:jc w:val="both"/>
+      </w:pPr>
+      <w:r>
+        <w:t xml:space="preserve">Conducted price comparison analysis across retail outlets and other e-commerce platforms for the products under consideration. Repeated the benchmarking through the internship as prices changed, and extended it in the later weeks to support market analysis. Recorded the findings so that they could be used directly when listings were prepared. Gained an understanding of competitive pricing benchmarks and of the standards required for platform listings.</w:t>
+      </w:r>
     </w:p>
     <w:p>
       <w:pPr>
@@ -4619,60 +4653,12 @@
     </w:p>
     <w:p>
       <w:pPr>
-        <w:numPr>
-          <w:ilvl w:val="0"/>
-          <w:numId w:val="1"/>
-        </w:numPr>
-        <w:spacing w:before="0" w:after="80" w:line="360" w:lineRule="auto"/>
-        <w:jc w:val="both"/>
-      </w:pPr>
-      <w:r>
-        <w:t xml:space="preserve">Prepared product listings for the Q-Up platform using the researched product data and benchmarked prices.</w:t>
-      </w:r>
-    </w:p>
-    <w:p>
-      <w:pPr>
-        <w:numPr>
-          <w:ilvl w:val="0"/>
-          <w:numId w:val="1"/>
-        </w:numPr>
-        <w:spacing w:before="0" w:after="80" w:line="360" w:lineRule="auto"/>
-        <w:jc w:val="both"/>
-      </w:pPr>
-      <w:r>
-        <w:t xml:space="preserve">Updated existing listings in the later weeks as product, price and seller information changed.</w:t>
-      </w:r>
-    </w:p>
-    <w:p>
-      <w:pPr>
-        <w:numPr>
-          <w:ilvl w:val="0"/>
-          <w:numId w:val="1"/>
-        </w:numPr>
-        <w:spacing w:before="0" w:after="80" w:line="360" w:lineRule="auto"/>
-        <w:jc w:val="both"/>
-      </w:pPr>
-      <w:r>
-        <w:t xml:space="preserve">Worked to the platform’s listing standards for product information and presentation.</w:t>
-      </w:r>
-    </w:p>
-    <w:p>
-      <w:pPr>
-        <w:numPr>
-          <w:ilvl w:val="0"/>
-          <w:numId w:val="1"/>
-        </w:numPr>
-        <w:spacing w:before="0" w:after="80" w:line="360" w:lineRule="auto"/>
-        <w:jc w:val="both"/>
-      </w:pPr>
-      <w:r>
-        <w:t xml:space="preserve">Learned that the listing is the point at which all the earlier research becomes visible to a customer, which is why accuracy at this stage matters more than speed.</w:t>
-      </w:r>
-    </w:p>
-    <w:p>
-      <w:pPr>
-        <w:spacing w:before="0" w:after="60" w:line="120" w:lineRule="auto"/>
-      </w:pPr>
+        <w:spacing w:before="0" w:after="140" w:line="360" w:lineRule="auto"/>
+        <w:jc w:val="both"/>
+      </w:pPr>
+      <w:r>
+        <w:t xml:space="preserve">Prepared product listings for the Q-Up platform using the researched product data and benchmarked prices. Updated existing listings in the later weeks as product, price and seller information changed. Worked to the platform’s listing standards for product information and presentation. Learned that the listing is the point at which all the earlier research becomes visible to a customer, which is why accuracy at this stage matters more than speed.</w:t>
+      </w:r>
     </w:p>
     <w:p>
       <w:pPr>
@@ -4692,60 +4678,12 @@
     </w:p>
     <w:p>
       <w:pPr>
-        <w:numPr>
-          <w:ilvl w:val="0"/>
-          <w:numId w:val="1"/>
-        </w:numPr>
-        <w:spacing w:before="0" w:after="80" w:line="360" w:lineRule="auto"/>
-        <w:jc w:val="both"/>
-      </w:pPr>
-      <w:r>
-        <w:t xml:space="preserve">Performed detailed product research and market analysis for the selected categories.</w:t>
-      </w:r>
-    </w:p>
-    <w:p>
-      <w:pPr>
-        <w:numPr>
-          <w:ilvl w:val="0"/>
-          <w:numId w:val="1"/>
-        </w:numPr>
-        <w:spacing w:before="0" w:after="80" w:line="360" w:lineRule="auto"/>
-        <w:jc w:val="both"/>
-      </w:pPr>
-      <w:r>
-        <w:t xml:space="preserve">Prepared project reports presenting the research findings in a structured form.</w:t>
-      </w:r>
-    </w:p>
-    <w:p>
-      <w:pPr>
-        <w:numPr>
-          <w:ilvl w:val="0"/>
-          <w:numId w:val="1"/>
-        </w:numPr>
-        <w:spacing w:before="0" w:after="80" w:line="360" w:lineRule="auto"/>
-        <w:jc w:val="both"/>
-      </w:pPr>
-      <w:r>
-        <w:t xml:space="preserve">Participated in promotional video shoot activities connected with the platform’s marketing.</w:t>
-      </w:r>
-    </w:p>
-    <w:p>
-      <w:pPr>
-        <w:numPr>
-          <w:ilvl w:val="0"/>
-          <w:numId w:val="1"/>
-        </w:numPr>
-        <w:spacing w:before="0" w:after="80" w:line="360" w:lineRule="auto"/>
-        <w:jc w:val="both"/>
-      </w:pPr>
-      <w:r>
-        <w:t xml:space="preserve">Learned to convert raw research into structured project reports, and gained exposure to marketing content production.</w:t>
-      </w:r>
-    </w:p>
-    <w:p>
-      <w:pPr>
-        <w:spacing w:before="0" w:after="60" w:line="120" w:lineRule="auto"/>
-      </w:pPr>
+        <w:spacing w:before="0" w:after="140" w:line="360" w:lineRule="auto"/>
+        <w:jc w:val="both"/>
+      </w:pPr>
+      <w:r>
+        <w:t xml:space="preserve">Performed detailed product research and market analysis for the selected categories. Prepared project reports presenting the research findings in a structured form. Participated in promotional video shoot activities connected with the platform’s marketing. Learned to convert raw research into structured project reports, and gained exposure to marketing content production.</w:t>
+      </w:r>
     </w:p>
     <w:p>
       <w:pPr>
@@ -4765,60 +4703,12 @@
     </w:p>
     <w:p>
       <w:pPr>
-        <w:numPr>
-          <w:ilvl w:val="0"/>
-          <w:numId w:val="1"/>
-        </w:numPr>
-        <w:spacing w:before="0" w:after="80" w:line="360" w:lineRule="auto"/>
-        <w:jc w:val="both"/>
-      </w:pPr>
-      <w:r>
-        <w:t xml:space="preserve">Continued product data collection across the selected categories through the internship.</w:t>
-      </w:r>
-    </w:p>
-    <w:p>
-      <w:pPr>
-        <w:numPr>
-          <w:ilvl w:val="0"/>
-          <w:numId w:val="1"/>
-        </w:numPr>
-        <w:spacing w:before="0" w:after="80" w:line="360" w:lineRule="auto"/>
-        <w:jc w:val="both"/>
-      </w:pPr>
-      <w:r>
-        <w:t xml:space="preserve">Validated the collected data before it was used for onboarding decisions or listings.</w:t>
-      </w:r>
-    </w:p>
-    <w:p>
-      <w:pPr>
-        <w:numPr>
-          <w:ilvl w:val="0"/>
-          <w:numId w:val="1"/>
-        </w:numPr>
-        <w:spacing w:before="0" w:after="80" w:line="360" w:lineRule="auto"/>
-        <w:jc w:val="both"/>
-      </w:pPr>
-      <w:r>
-        <w:t xml:space="preserve">Identified and corrected incomplete or inconsistent product information.</w:t>
-      </w:r>
-    </w:p>
-    <w:p>
-      <w:pPr>
-        <w:numPr>
-          <w:ilvl w:val="0"/>
-          <w:numId w:val="1"/>
-        </w:numPr>
-        <w:spacing w:before="0" w:after="80" w:line="360" w:lineRule="auto"/>
-        <w:jc w:val="both"/>
-      </w:pPr>
-      <w:r>
-        <w:t xml:space="preserve">Understood the importance of validating data accuracy, since an error carried forward into a listing affects both the customer and the seller’s credibility.</w:t>
-      </w:r>
-    </w:p>
-    <w:p>
-      <w:pPr>
-        <w:spacing w:before="0" w:after="60" w:line="120" w:lineRule="auto"/>
-      </w:pPr>
+        <w:spacing w:before="0" w:after="140" w:line="360" w:lineRule="auto"/>
+        <w:jc w:val="both"/>
+      </w:pPr>
+      <w:r>
+        <w:t xml:space="preserve">Continued product data collection across the selected categories through the internship. Validated the collected data before it was used for onboarding decisions or listings. Identified and corrected incomplete or inconsistent product information. Understood the importance of validating data accuracy, since an error carried forward into a listing affects both the customer and the seller’s credibility.</w:t>
+      </w:r>
     </w:p>
     <w:p>
       <w:pPr>
@@ -4838,60 +4728,12 @@
     </w:p>
     <w:p>
       <w:pPr>
-        <w:numPr>
-          <w:ilvl w:val="0"/>
-          <w:numId w:val="1"/>
-        </w:numPr>
-        <w:spacing w:before="0" w:after="80" w:line="360" w:lineRule="auto"/>
-        <w:jc w:val="both"/>
-      </w:pPr>
-      <w:r>
-        <w:t xml:space="preserve">Researched potential fast-moving consumer goods sellers and distributors for the selected categories.</w:t>
-      </w:r>
-    </w:p>
-    <w:p>
-      <w:pPr>
-        <w:numPr>
-          <w:ilvl w:val="0"/>
-          <w:numId w:val="1"/>
-        </w:numPr>
-        <w:spacing w:before="0" w:after="80" w:line="360" w:lineRule="auto"/>
-        <w:jc w:val="both"/>
-      </w:pPr>
-      <w:r>
-        <w:t xml:space="preserve">Conducted field visits to approach sellers and distributors in person.</w:t>
-      </w:r>
-    </w:p>
-    <w:p>
-      <w:pPr>
-        <w:numPr>
-          <w:ilvl w:val="0"/>
-          <w:numId w:val="1"/>
-        </w:numPr>
-        <w:spacing w:before="0" w:after="80" w:line="360" w:lineRule="auto"/>
-        <w:jc w:val="both"/>
-      </w:pPr>
-      <w:r>
-        <w:t xml:space="preserve">Coordinated with prospective clients and attended vendor meetings and partnership discussions.</w:t>
-      </w:r>
-    </w:p>
-    <w:p>
-      <w:pPr>
-        <w:numPr>
-          <w:ilvl w:val="0"/>
-          <w:numId w:val="1"/>
-        </w:numPr>
-        <w:spacing w:before="0" w:after="80" w:line="360" w:lineRule="auto"/>
-        <w:jc w:val="both"/>
-      </w:pPr>
-      <w:r>
-        <w:t xml:space="preserve">Developed practical field-research skills and learned the basics of building vendor relationships, including how partnership negotiations are conducted.</w:t>
-      </w:r>
-    </w:p>
-    <w:p>
-      <w:pPr>
-        <w:spacing w:before="0" w:after="60" w:line="120" w:lineRule="auto"/>
-      </w:pPr>
+        <w:spacing w:before="0" w:after="140" w:line="360" w:lineRule="auto"/>
+        <w:jc w:val="both"/>
+      </w:pPr>
+      <w:r>
+        <w:t xml:space="preserve">Researched potential fast-moving consumer goods sellers and distributors for the selected categories. Conducted field visits to approach sellers and distributors in person. Coordinated with prospective clients and attended vendor meetings and partnership discussions. Developed practical field-research skills and learned the basics of building vendor relationships, including how partnership negotiations are conducted.</w:t>
+      </w:r>
     </w:p>
     <w:p>
       <w:pPr>
@@ -4911,60 +4753,12 @@
     </w:p>
     <w:p>
       <w:pPr>
-        <w:numPr>
-          <w:ilvl w:val="0"/>
-          <w:numId w:val="1"/>
-        </w:numPr>
-        <w:spacing w:before="0" w:after="80" w:line="360" w:lineRule="auto"/>
-        <w:jc w:val="both"/>
-      </w:pPr>
-      <w:r>
-        <w:t xml:space="preserve">Drafted professional emails for business proposals to prospective sellers and distributors.</w:t>
-      </w:r>
-    </w:p>
-    <w:p>
-      <w:pPr>
-        <w:numPr>
-          <w:ilvl w:val="0"/>
-          <w:numId w:val="1"/>
-        </w:numPr>
-        <w:spacing w:before="0" w:after="80" w:line="360" w:lineRule="auto"/>
-        <w:jc w:val="both"/>
-      </w:pPr>
-      <w:r>
-        <w:t xml:space="preserve">Followed up with prospective clients after field visits and vendor meetings.</w:t>
-      </w:r>
-    </w:p>
-    <w:p>
-      <w:pPr>
-        <w:numPr>
-          <w:ilvl w:val="0"/>
-          <w:numId w:val="1"/>
-        </w:numPr>
-        <w:spacing w:before="0" w:after="80" w:line="360" w:lineRule="auto"/>
-        <w:jc w:val="both"/>
-      </w:pPr>
-      <w:r>
-        <w:t xml:space="preserve">Continued the follow-up in the closing weeks specifically on seller onboarding, and managed the email communication with prospective partners.</w:t>
-      </w:r>
-    </w:p>
-    <w:p>
-      <w:pPr>
-        <w:numPr>
-          <w:ilvl w:val="0"/>
-          <w:numId w:val="1"/>
-        </w:numPr>
-        <w:spacing w:before="0" w:after="80" w:line="360" w:lineRule="auto"/>
-        <w:jc w:val="both"/>
-      </w:pPr>
-      <w:r>
-        <w:t xml:space="preserve">Improved my professional written communication and follow-up practice, and learned how an onboarding conversation is brought to closure.</w:t>
-      </w:r>
-    </w:p>
-    <w:p>
-      <w:pPr>
-        <w:spacing w:before="0" w:after="60" w:line="120" w:lineRule="auto"/>
-      </w:pPr>
+        <w:spacing w:before="0" w:after="140" w:line="360" w:lineRule="auto"/>
+        <w:jc w:val="both"/>
+      </w:pPr>
+      <w:r>
+        <w:t xml:space="preserve">Drafted professional emails for business proposals to prospective sellers and distributors. Followed up with prospective clients after field visits and vendor meetings. Continued the follow-up in the closing weeks specifically on seller onboarding, and managed the email communication with prospective partners. Improved my professional written communication and follow-up practice, and learned how an onboarding conversation is brought to closure.</w:t>
+      </w:r>
     </w:p>
     <w:p>
       <w:pPr>
@@ -4984,73 +4778,12 @@
     </w:p>
     <w:p>
       <w:pPr>
-        <w:numPr>
-          <w:ilvl w:val="0"/>
-          <w:numId w:val="1"/>
-        </w:numPr>
-        <w:spacing w:before="0" w:after="80" w:line="360" w:lineRule="auto"/>
-        <w:jc w:val="both"/>
-      </w:pPr>
-      <w:r>
-        <w:t xml:space="preserve">Designed promotional posters and marketing creatives for Q-Up.</w:t>
-      </w:r>
-    </w:p>
-    <w:p>
-      <w:pPr>
-        <w:numPr>
-          <w:ilvl w:val="0"/>
-          <w:numId w:val="1"/>
-        </w:numPr>
-        <w:spacing w:before="0" w:after="80" w:line="360" w:lineRule="auto"/>
-        <w:jc w:val="both"/>
-      </w:pPr>
-      <w:r>
-        <w:t xml:space="preserve">Created promotional content to support the visibility of the platform and its listings.</w:t>
-      </w:r>
-    </w:p>
-    <w:p>
-      <w:pPr>
-        <w:numPr>
-          <w:ilvl w:val="0"/>
-          <w:numId w:val="1"/>
-        </w:numPr>
-        <w:spacing w:before="0" w:after="80" w:line="360" w:lineRule="auto"/>
-        <w:jc w:val="both"/>
-      </w:pPr>
-      <w:r>
-        <w:t xml:space="preserve">Identified website defects and reported them, sharing the feedback with the development team.</w:t>
-      </w:r>
-    </w:p>
-    <w:p>
-      <w:pPr>
-        <w:numPr>
-          <w:ilvl w:val="0"/>
-          <w:numId w:val="1"/>
-        </w:numPr>
-        <w:spacing w:before="0" w:after="80" w:line="360" w:lineRule="auto"/>
-        <w:jc w:val="both"/>
-      </w:pPr>
-      <w:r>
-        <w:t xml:space="preserve">Conducted field research on customer and seller needs and fed the findings back into platform improvement.</w:t>
-      </w:r>
-    </w:p>
-    <w:p>
-      <w:pPr>
-        <w:numPr>
-          <w:ilvl w:val="0"/>
-          <w:numId w:val="1"/>
-        </w:numPr>
-        <w:spacing w:before="0" w:after="80" w:line="360" w:lineRule="auto"/>
-        <w:jc w:val="both"/>
-      </w:pPr>
-      <w:r>
-        <w:t xml:space="preserve">Learned how marketing, technical and field teams coordinate to improve the platform, and saw the iterative nature of platform maintenance and cross-team feedback.</w:t>
-      </w:r>
-    </w:p>
-    <w:p>
-      <w:pPr>
-        <w:spacing w:before="0" w:after="60" w:line="120" w:lineRule="auto"/>
-      </w:pPr>
+        <w:spacing w:before="0" w:after="140" w:line="360" w:lineRule="auto"/>
+        <w:jc w:val="both"/>
+      </w:pPr>
+      <w:r>
+        <w:t xml:space="preserve">Designed promotional posters and marketing creatives for Q-Up. Created promotional content to support the visibility of the platform and its listings. Identified website defects and reported them, sharing the feedback with the development team. Conducted field research on customer and seller needs and fed the findings back into platform improvement. Learned how marketing, technical and field teams coordinate to improve the platform, and saw the iterative nature of platform maintenance and cross-team feedback.</w:t>
+      </w:r>
     </w:p>
     <w:p>
       <w:pPr>
@@ -6068,47 +5801,12 @@
     </w:p>
     <w:p>
       <w:pPr>
-        <w:numPr>
-          <w:ilvl w:val="0"/>
-          <w:numId w:val="1"/>
-        </w:numPr>
-        <w:spacing w:before="0" w:after="80" w:line="360" w:lineRule="auto"/>
-        <w:jc w:val="both"/>
-      </w:pPr>
-      <w:r>
-        <w:t xml:space="preserve">Applied segmentation and targeting logic while selecting the product categories in which the platform would build supply.</w:t>
-      </w:r>
-    </w:p>
-    <w:p>
-      <w:pPr>
-        <w:numPr>
-          <w:ilvl w:val="0"/>
-          <w:numId w:val="1"/>
-        </w:numPr>
-        <w:spacing w:before="0" w:after="80" w:line="360" w:lineRule="auto"/>
-        <w:jc w:val="both"/>
-      </w:pPr>
-      <w:r>
-        <w:t xml:space="preserve">Used the marketing mix in practice, since a listing combines product, price, place and promotion in one place.</w:t>
-      </w:r>
-    </w:p>
-    <w:p>
-      <w:pPr>
-        <w:numPr>
-          <w:ilvl w:val="0"/>
-          <w:numId w:val="1"/>
-        </w:numPr>
-        <w:spacing w:before="0" w:after="80" w:line="360" w:lineRule="auto"/>
-        <w:jc w:val="both"/>
-      </w:pPr>
-      <w:r>
-        <w:t xml:space="preserve">Applied positioning concepts while assessing where the platform stood against retail outlets and competing e-commerce platforms.</w:t>
-      </w:r>
-    </w:p>
-    <w:p>
-      <w:pPr>
-        <w:spacing w:before="0" w:after="60" w:line="120" w:lineRule="auto"/>
-      </w:pPr>
+        <w:spacing w:before="0" w:after="140" w:line="360" w:lineRule="auto"/>
+        <w:jc w:val="both"/>
+      </w:pPr>
+      <w:r>
+        <w:t xml:space="preserve">Applied segmentation and targeting logic while selecting the product categories in which the platform would build supply. Used the marketing mix in practice, since a listing combines product, price, place and promotion in one place. Applied positioning concepts while assessing where the platform stood against retail outlets and competing e-commerce platforms.</w:t>
+      </w:r>
     </w:p>
     <w:p>
       <w:pPr>
@@ -6128,47 +5826,12 @@
     </w:p>
     <w:p>
       <w:pPr>
-        <w:numPr>
-          <w:ilvl w:val="0"/>
-          <w:numId w:val="1"/>
-        </w:numPr>
-        <w:spacing w:before="0" w:after="80" w:line="360" w:lineRule="auto"/>
-        <w:jc w:val="both"/>
-      </w:pPr>
-      <w:r>
-        <w:t xml:space="preserve">Applied research design in deciding what product and market data to collect for a category and from which sources.</w:t>
-      </w:r>
-    </w:p>
-    <w:p>
-      <w:pPr>
-        <w:numPr>
-          <w:ilvl w:val="0"/>
-          <w:numId w:val="1"/>
-        </w:numPr>
-        <w:spacing w:before="0" w:after="80" w:line="360" w:lineRule="auto"/>
-        <w:jc w:val="both"/>
-      </w:pPr>
-      <w:r>
-        <w:t xml:space="preserve">Used both secondary research, through e-commerce platforms and published prices, and primary field research through seller visits.</w:t>
-      </w:r>
-    </w:p>
-    <w:p>
-      <w:pPr>
-        <w:numPr>
-          <w:ilvl w:val="0"/>
-          <w:numId w:val="1"/>
-        </w:numPr>
-        <w:spacing w:before="0" w:after="80" w:line="360" w:lineRule="auto"/>
-        <w:jc w:val="both"/>
-      </w:pPr>
-      <w:r>
-        <w:t xml:space="preserve">Practised the reporting stage of research by converting raw findings into structured project reports.</w:t>
-      </w:r>
-    </w:p>
-    <w:p>
-      <w:pPr>
-        <w:spacing w:before="0" w:after="60" w:line="120" w:lineRule="auto"/>
-      </w:pPr>
+        <w:spacing w:before="0" w:after="140" w:line="360" w:lineRule="auto"/>
+        <w:jc w:val="both"/>
+      </w:pPr>
+      <w:r>
+        <w:t xml:space="preserve">Applied research design in deciding what product and market data to collect for a category and from which sources. Used both secondary research, through e-commerce platforms and published prices, and primary field research through seller visits. Practised the reporting stage of research by converting raw findings into structured project reports.</w:t>
+      </w:r>
     </w:p>
     <w:p>
       <w:pPr>
@@ -6188,47 +5851,12 @@
     </w:p>
     <w:p>
       <w:pPr>
-        <w:numPr>
-          <w:ilvl w:val="0"/>
-          <w:numId w:val="1"/>
-        </w:numPr>
-        <w:spacing w:before="0" w:after="80" w:line="360" w:lineRule="auto"/>
-        <w:jc w:val="both"/>
-      </w:pPr>
-      <w:r>
-        <w:t xml:space="preserve">Applied channel concepts while working through the fast-moving consumer goods chain of distributors, wholesalers and retailers.</w:t>
-      </w:r>
-    </w:p>
-    <w:p>
-      <w:pPr>
-        <w:numPr>
-          <w:ilvl w:val="0"/>
-          <w:numId w:val="1"/>
-        </w:numPr>
-        <w:spacing w:before="0" w:after="80" w:line="360" w:lineRule="auto"/>
-        <w:jc w:val="both"/>
-      </w:pPr>
-      <w:r>
-        <w:t xml:space="preserve">Used prospecting and the stages of a sales approach while identifying, visiting and following up with sellers.</w:t>
-      </w:r>
-    </w:p>
-    <w:p>
-      <w:pPr>
-        <w:numPr>
-          <w:ilvl w:val="0"/>
-          <w:numId w:val="1"/>
-        </w:numPr>
-        <w:spacing w:before="0" w:after="80" w:line="360" w:lineRule="auto"/>
-        <w:jc w:val="both"/>
-      </w:pPr>
-      <w:r>
-        <w:t xml:space="preserve">Understood onboarding as the closing stage of a sales process rather than an administrative step.</w:t>
-      </w:r>
-    </w:p>
-    <w:p>
-      <w:pPr>
-        <w:spacing w:before="0" w:after="60" w:line="120" w:lineRule="auto"/>
-      </w:pPr>
+        <w:spacing w:before="0" w:after="140" w:line="360" w:lineRule="auto"/>
+        <w:jc w:val="both"/>
+      </w:pPr>
+      <w:r>
+        <w:t xml:space="preserve">Applied channel concepts while working through the fast-moving consumer goods chain of distributors, wholesalers and retailers. Used prospecting and the stages of a sales approach while identifying, visiting and following up with sellers. Understood onboarding as the closing stage of a sales process rather than an administrative step.</w:t>
+      </w:r>
     </w:p>
     <w:p>
       <w:pPr>
@@ -6248,47 +5876,12 @@
     </w:p>
     <w:p>
       <w:pPr>
-        <w:numPr>
-          <w:ilvl w:val="0"/>
-          <w:numId w:val="1"/>
-        </w:numPr>
-        <w:spacing w:before="0" w:after="80" w:line="360" w:lineRule="auto"/>
-        <w:jc w:val="both"/>
-      </w:pPr>
-      <w:r>
-        <w:t xml:space="preserve">Applied competitive pricing concepts through repeated benchmarking against retail and platform prices.</w:t>
-      </w:r>
-    </w:p>
-    <w:p>
-      <w:pPr>
-        <w:numPr>
-          <w:ilvl w:val="0"/>
-          <w:numId w:val="1"/>
-        </w:numPr>
-        <w:spacing w:before="0" w:after="80" w:line="360" w:lineRule="auto"/>
-        <w:jc w:val="both"/>
-      </w:pPr>
-      <w:r>
-        <w:t xml:space="preserve">Understood how price positioning affects both customer trust and a seller’s willingness to list.</w:t>
-      </w:r>
-    </w:p>
-    <w:p>
-      <w:pPr>
-        <w:numPr>
-          <w:ilvl w:val="0"/>
-          <w:numId w:val="1"/>
-        </w:numPr>
-        <w:spacing w:before="0" w:after="80" w:line="360" w:lineRule="auto"/>
-        <w:jc w:val="both"/>
-      </w:pPr>
-      <w:r>
-        <w:t xml:space="preserve">Learned that in a price-transparent category, benchmarking has to be continuous rather than periodic.</w:t>
-      </w:r>
-    </w:p>
-    <w:p>
-      <w:pPr>
-        <w:spacing w:before="0" w:after="60" w:line="120" w:lineRule="auto"/>
-      </w:pPr>
+        <w:spacing w:before="0" w:after="140" w:line="360" w:lineRule="auto"/>
+        <w:jc w:val="both"/>
+      </w:pPr>
+      <w:r>
+        <w:t xml:space="preserve">Applied competitive pricing concepts through repeated benchmarking against retail and platform prices. Understood how price positioning affects both customer trust and a seller’s willingness to list. Learned that in a price-transparent category, benchmarking has to be continuous rather than periodic.</w:t>
+      </w:r>
     </w:p>
     <w:p>
       <w:pPr>
@@ -6308,47 +5901,12 @@
     </w:p>
     <w:p>
       <w:pPr>
-        <w:numPr>
-          <w:ilvl w:val="0"/>
-          <w:numId w:val="1"/>
-        </w:numPr>
-        <w:spacing w:before="0" w:after="80" w:line="360" w:lineRule="auto"/>
-        <w:jc w:val="both"/>
-      </w:pPr>
-      <w:r>
-        <w:t xml:space="preserve">Applied written communication in business proposals and follow-up emails to prospective partners.</w:t>
-      </w:r>
-    </w:p>
-    <w:p>
-      <w:pPr>
-        <w:numPr>
-          <w:ilvl w:val="0"/>
-          <w:numId w:val="1"/>
-        </w:numPr>
-        <w:spacing w:before="0" w:after="80" w:line="360" w:lineRule="auto"/>
-        <w:jc w:val="both"/>
-      </w:pPr>
-      <w:r>
-        <w:t xml:space="preserve">Applied interpersonal communication during field visits, vendor meetings and partnership discussions.</w:t>
-      </w:r>
-    </w:p>
-    <w:p>
-      <w:pPr>
-        <w:numPr>
-          <w:ilvl w:val="0"/>
-          <w:numId w:val="1"/>
-        </w:numPr>
-        <w:spacing w:before="0" w:after="80" w:line="360" w:lineRule="auto"/>
-        <w:jc w:val="both"/>
-      </w:pPr>
-      <w:r>
-        <w:t xml:space="preserve">Learned to adjust tone between a proposal to a distributor, an internal progress report and a defect report to the development team.</w:t>
-      </w:r>
-    </w:p>
-    <w:p>
-      <w:pPr>
-        <w:spacing w:before="0" w:after="60" w:line="120" w:lineRule="auto"/>
-      </w:pPr>
+        <w:spacing w:before="0" w:after="140" w:line="360" w:lineRule="auto"/>
+        <w:jc w:val="both"/>
+      </w:pPr>
+      <w:r>
+        <w:t xml:space="preserve">Applied written communication in business proposals and follow-up emails to prospective partners. Applied interpersonal communication during field visits, vendor meetings and partnership discussions. Learned to adjust tone between a proposal to a distributor, an internal progress report and a defect report to the development team.</w:t>
+      </w:r>
     </w:p>
     <w:p>
       <w:pPr>
@@ -6368,47 +5926,12 @@
     </w:p>
     <w:p>
       <w:pPr>
-        <w:numPr>
-          <w:ilvl w:val="0"/>
-          <w:numId w:val="1"/>
-        </w:numPr>
-        <w:spacing w:before="0" w:after="80" w:line="360" w:lineRule="auto"/>
-        <w:jc w:val="both"/>
-      </w:pPr>
-      <w:r>
-        <w:t xml:space="preserve">Applied an understanding of the marketplace model, in which the platform’s value comes from matching supply and demand rather than from owning stock.</w:t>
-      </w:r>
-    </w:p>
-    <w:p>
-      <w:pPr>
-        <w:numPr>
-          <w:ilvl w:val="0"/>
-          <w:numId w:val="1"/>
-        </w:numPr>
-        <w:spacing w:before="0" w:after="80" w:line="360" w:lineRule="auto"/>
-        <w:jc w:val="both"/>
-      </w:pPr>
-      <w:r>
-        <w:t xml:space="preserve">Learned how catalogue quality, data accuracy and platform reliability function as operational constraints on growth.</w:t>
-      </w:r>
-    </w:p>
-    <w:p>
-      <w:pPr>
-        <w:numPr>
-          <w:ilvl w:val="0"/>
-          <w:numId w:val="1"/>
-        </w:numPr>
-        <w:spacing w:before="0" w:after="80" w:line="360" w:lineRule="auto"/>
-        <w:jc w:val="both"/>
-      </w:pPr>
-      <w:r>
-        <w:t xml:space="preserve">Observed how customer and seller feedback is turned into platform improvement through cross-team coordination.</w:t>
-      </w:r>
-    </w:p>
-    <w:p>
-      <w:pPr>
-        <w:spacing w:before="0" w:after="60" w:line="120" w:lineRule="auto"/>
-      </w:pPr>
+        <w:spacing w:before="0" w:after="140" w:line="360" w:lineRule="auto"/>
+        <w:jc w:val="both"/>
+      </w:pPr>
+      <w:r>
+        <w:t xml:space="preserve">Applied an understanding of the marketplace model, in which the platform’s value comes from matching supply and demand rather than from owning stock. Learned how catalogue quality, data accuracy and platform reliability function as operational constraints on growth. Observed how customer and seller feedback is turned into platform improvement through cross-team coordination.</w:t>
+      </w:r>
     </w:p>
     <w:p>
       <w:pPr>
@@ -6939,7 +6462,6 @@
         <w:tc>
           <w:tcPr>
             <w:tcW w:w="866" w:type="dxa"/>
-            <w:shd w:val="clear" w:color="auto" w:fill="D9D9D9"/>
             <w:vAlign w:val="center"/>
           </w:tcPr>
           <w:p>
@@ -6960,7 +6482,6 @@
         <w:tc>
           <w:tcPr>
             <w:tcW w:w="2599" w:type="dxa"/>
-            <w:shd w:val="clear" w:color="auto" w:fill="D9D9D9"/>
             <w:vAlign w:val="center"/>
           </w:tcPr>
           <w:p>
@@ -6981,7 +6502,6 @@
         <w:tc>
           <w:tcPr>
             <w:tcW w:w="5199" w:type="dxa"/>
-            <w:shd w:val="clear" w:color="auto" w:fill="D9D9D9"/>
             <w:vAlign w:val="center"/>
           </w:tcPr>
           <w:p>
@@ -7796,7 +7316,136 @@
           <w:sz w:val="28"/>
           <w:szCs w:val="28"/>
         </w:rPr>
-        <w:t xml:space="preserve">2.12  CONCLUSION OF JOB / TASK DESCRIPTION</w:t>
+        <w:t xml:space="preserve">2.12  RECORD-KEEPING AND DATA DISCIPLINE</w:t>
+      </w:r>
+    </w:p>
+    <w:p>
+      <w:pPr>
+        <w:spacing w:before="0" w:after="140" w:line="360" w:lineRule="auto"/>
+        <w:jc w:val="both"/>
+      </w:pPr>
+      <w:r>
+        <w:t xml:space="preserve">A theme that ran through every assignment, and one I had not expected to matter as much as it did, was the standard of record-keeping behind each output. A price is not information until its source, date and pack size are recorded with it, and a seller conversation is not progress until its status and next action are written down. That principle governed how I was asked to work, and I learned it mostly by getting it wrong first.</w:t>
+      </w:r>
+    </w:p>
+    <w:p>
+      <w:pPr>
+        <w:spacing w:before="0" w:after="140" w:line="360" w:lineRule="auto"/>
+        <w:jc w:val="both"/>
+      </w:pPr>
+      <w:r>
+        <w:t xml:space="preserve">For price benchmarking it meant recording, against every observation, where the price had been seen, on what date and for what pack size. In a category where rates move weekly, an unsourced price is worthless a fortnight later, and I discovered this by having to repeat work I had already done. For product data it meant validating a specification against the seller’s own material rather than inferring it, and correcting at source rather than filling a gap by assumption.</w:t>
+      </w:r>
+    </w:p>
+    <w:p>
+      <w:pPr>
+        <w:spacing w:before="0" w:after="140" w:line="360" w:lineRule="auto"/>
+        <w:jc w:val="both"/>
+      </w:pPr>
+      <w:r>
+        <w:t xml:space="preserve">For seller outreach it meant keeping a record of what each party had actually undertaken and when the next contact was due. This mattered most across the examination break, when work I had left had to be resumed weeks later, and it was the clearest demonstration I received that documentation is a courtesy to colleagues rather than an administrative imposition.</w:t>
+      </w:r>
+    </w:p>
+    <w:p>
+      <w:pPr>
+        <w:keepNext/>
+        <w:keepLines/>
+        <w:spacing w:before="240" w:after="120" w:line="360" w:lineRule="auto"/>
+        <w:jc w:val="left"/>
+      </w:pPr>
+      <w:r>
+        <w:rPr>
+          <w:b/>
+          <w:sz w:val="28"/>
+          <w:szCs w:val="28"/>
+        </w:rPr>
+        <w:t xml:space="preserve">2.13  CONDUCT IN THE FIELD</w:t>
+      </w:r>
+    </w:p>
+    <w:p>
+      <w:pPr>
+        <w:spacing w:before="0" w:after="140" w:line="360" w:lineRule="auto"/>
+        <w:jc w:val="both"/>
+      </w:pPr>
+      <w:r>
+        <w:t xml:space="preserve">Representing a platform in person to sellers and distributors brought obligations that desk work does not. In a field conversation an intern is, for practical purposes, the company: what I said about commission, onboarding timelines or catalogue requirements would be remembered as the platform’s position, and an overstatement made to secure interest would become a problem for somebody else later.</w:t>
+      </w:r>
+    </w:p>
+    <w:p>
+      <w:pPr>
+        <w:spacing w:before="0" w:after="140" w:line="360" w:lineRule="auto"/>
+        <w:jc w:val="both"/>
+      </w:pPr>
+      <w:r>
+        <w:t xml:space="preserve">The rule I was given, and came to appreciate, was to promise nothing I could not confirm. Where a seller asked about terms I was not authorised to settle, the correct answer was that I would have it confirmed and come back, which is less impressive in the moment and considerably better afterwards. I also learned to be accurate about what the platform could not yet do, since a seller who discovers a limitation after onboarding is harder to retain than one who was told about it in advance.</w:t>
+      </w:r>
+    </w:p>
+    <w:p>
+      <w:pPr>
+        <w:spacing w:before="0" w:after="140" w:line="360" w:lineRule="auto"/>
+        <w:jc w:val="both"/>
+      </w:pPr>
+      <w:r>
+        <w:t xml:space="preserve">Conduct also meant respecting the seller’s time and circumstances. A distributor running a counter has customers ahead of a visitor with a proposition, and learning to read when to wait, when to leave material and when to return was a practical skill rather than a courtesy. Commercial information shared in confidence, such as a seller’s margins or his terms with another platform, stayed within the team.</w:t>
+      </w:r>
+    </w:p>
+    <w:p>
+      <w:pPr>
+        <w:keepNext/>
+        <w:keepLines/>
+        <w:spacing w:before="240" w:after="120" w:line="360" w:lineRule="auto"/>
+        <w:jc w:val="left"/>
+      </w:pPr>
+      <w:r>
+        <w:rPr>
+          <w:b/>
+          <w:sz w:val="28"/>
+          <w:szCs w:val="28"/>
+        </w:rPr>
+        <w:t xml:space="preserve">2.14  COORDINATION ACROSS TEAMS</w:t>
+      </w:r>
+    </w:p>
+    <w:p>
+      <w:pPr>
+        <w:spacing w:before="0" w:after="140" w:line="360" w:lineRule="auto"/>
+        <w:jc w:val="both"/>
+      </w:pPr>
+      <w:r>
+        <w:t xml:space="preserve">A single piece of supply-side work frequently involved three teams, and learning to move between them was part of the job. A listing problem could require the business development team to obtain corrected data from the seller, the marketing team to revise a creative, and the developers to fix a defect that prevented a field from saving correctly.</w:t>
+      </w:r>
+    </w:p>
+    <w:p>
+      <w:pPr>
+        <w:spacing w:before="0" w:after="140" w:line="360" w:lineRule="auto"/>
+        <w:jc w:val="both"/>
+      </w:pPr>
+      <w:r>
+        <w:t xml:space="preserve">The practical lesson was about translation. A seller describes a problem in commercial terms, a developer needs it in reproducible terms, and a marketing colleague needs to know only what changes on the customer-facing side. Writing a defect report that stated what I did, what happened and what should have happened saved a round of questions, and I learned to do that after several reports that did not.</w:t>
+      </w:r>
+    </w:p>
+    <w:p>
+      <w:pPr>
+        <w:spacing w:before="0" w:after="140" w:line="360" w:lineRule="auto"/>
+        <w:jc w:val="both"/>
+      </w:pPr>
+      <w:r>
+        <w:t xml:space="preserve">The second lesson was about sequence. In a small organisation people are shared rather than dedicated, so a request that arrives without context waits. Explaining why a correction mattered, and what it unblocked, consistently produced faster help than a bare request did. That is an unglamorous observation, and it was one of the more useful ones I took from the twelve weeks.</w:t>
+      </w:r>
+    </w:p>
+    <w:p>
+      <w:pPr>
+        <w:keepNext/>
+        <w:keepLines/>
+        <w:spacing w:before="240" w:after="120" w:line="360" w:lineRule="auto"/>
+        <w:jc w:val="left"/>
+      </w:pPr>
+      <w:r>
+        <w:rPr>
+          <w:b/>
+          <w:sz w:val="28"/>
+          <w:szCs w:val="28"/>
+        </w:rPr>
+        <w:t xml:space="preserve">2.15  CONCLUSION OF JOB / TASK DESCRIPTION</w:t>
       </w:r>
     </w:p>
     <w:p>
@@ -7824,6 +7473,51 @@
       </w:pPr>
       <w:r>
         <w:t xml:space="preserve">Most importantly, the chapter reflects a progression. The work I was given in the first week was research under close supervision; by the closing weeks I was drafting proposals, managing partner correspondence and following onboarding conversations through to closure. That progression is the clearest measure of what the internship achieved.</w:t>
+      </w:r>
+    </w:p>
+    <w:p>
+      <w:pPr>
+        <w:spacing w:before="0" w:after="140" w:line="360" w:lineRule="auto"/>
+        <w:jc w:val="both"/>
+      </w:pPr>
+      <w:r>
+        <w:t xml:space="preserve">One further observation belongs here, because it shaped how I understood the whole assignment. Every task I was given served one of three ends: deciding where supply effort should be spent, making the platform’s offer credible to a seller, or making the catalogue trustworthy to a customer. Category research and benchmarking served the first, outreach and proposals the second, and data validation, listing discipline and defect reporting the third. Recognising that structure was what turned eight apparently separate work areas into a single understanding of the business, and it is the reason I could see, by the closing weeks, why a correction to a pack size mattered as much as a meeting with a distributor.</w:t>
+      </w:r>
+    </w:p>
+    <w:p>
+      <w:pPr>
+        <w:spacing w:before="0" w:after="140" w:line="360" w:lineRule="auto"/>
+        <w:jc w:val="both"/>
+      </w:pPr>
+      <w:r>
+        <w:t xml:space="preserve">Taken together, the twelve weeks moved from researching a category on a spreadsheet to persuading a distributor in his own shop and then listing his products accurately enough for a stranger to buy them with confidence. That sequence, from analysis through persuasion to execution, is the supply side of a marketplace in miniature, and performing all three parts of it is what the internship taught me that no case study had.</w:t>
+      </w:r>
+    </w:p>
+    <w:p>
+      <w:pPr>
+        <w:spacing w:before="0" w:after="140" w:line="360" w:lineRule="auto"/>
+        <w:jc w:val="both"/>
+      </w:pPr>
+      <w:r>
+        <w:t xml:space="preserve">What I carry forward from the chapter is less the list of tasks than the judgement that sat behind them: which category is worth the effort, which seller is worth a third visit, and which detail in a listing a customer will actually notice. Those are decisions rather than procedures, and learning to make them is what separated the last fortnight of the internship from the first.</w:t>
+      </w:r>
+    </w:p>
+    <w:p>
+      <w:pPr>
+        <w:spacing w:before="0" w:after="140" w:line="360" w:lineRule="auto"/>
+        <w:jc w:val="both"/>
+      </w:pPr>
+      <w:r>
+        <w:t xml:space="preserve">The next chapter turns from what the work was to how well I performed it, assessed against the standards the team applied to my output rather than against my own impression of it.</w:t>
+      </w:r>
+    </w:p>
+    <w:p>
+      <w:pPr>
+        <w:spacing w:before="0" w:after="140" w:line="360" w:lineRule="auto"/>
+        <w:jc w:val="both"/>
+      </w:pPr>
+      <w:r>
+        <w:t xml:space="preserve">That assessment is necessarily a mixture of what I was told in review and what I could see for myself in the quality of the work I produced.</w:t>
       </w:r>
     </w:p>
     <w:p>
@@ -8757,6 +8451,24 @@
       </w:pPr>
       <w:r>
         <w:t xml:space="preserve">Where I fell short was in negotiation, analytical depth, spreadsheet technique and prospect qualification, and each is addressed in the previous section. Taken together, the performance gave me a realistic picture of what a young e-commerce company expects: verifiable data, persistent and courteous outreach, accurate listings and a willingness to do both desk work and field work in the same day.</w:t>
+      </w:r>
+    </w:p>
+    <w:p>
+      <w:pPr>
+        <w:spacing w:before="0" w:after="140" w:line="360" w:lineRule="auto"/>
+        <w:jc w:val="both"/>
+      </w:pPr>
+      <w:r>
+        <w:t xml:space="preserve">Measured against what a first-year business development associate would ordinarily handle, the comparison is reasonably close on the supply side. Category research, price benchmarking, catalogue preparation, prospect research, field visits, proposal drafting and follow-up to onboarding are all tasks an associate performs, and by the closing weeks I was performing them with limited supervision. My exposure fell short in three respects: I did not negotiate commercial terms, I had no visibility of platform traffic, conversion or unit economics, and I saw nothing of warehousing and fulfilment. Those are the areas where I have method without practice, and naming them precisely is one of the more useful outcomes of the twelve weeks.</w:t>
+      </w:r>
+    </w:p>
+    <w:p>
+      <w:pPr>
+        <w:spacing w:before="0" w:after="140" w:line="360" w:lineRule="auto"/>
+        <w:jc w:val="both"/>
+      </w:pPr>
+      <w:r>
+        <w:t xml:space="preserve">On balance the internship met the standard I would set for a first placement: the work was real, it was reviewed, and by the end of it I was trusted to do it with limited supervision.</w:t>
       </w:r>
     </w:p>
     <w:p>
@@ -9360,7 +9072,6 @@
         <w:tc>
           <w:tcPr>
             <w:tcW w:w="2888" w:type="dxa"/>
-            <w:shd w:val="clear" w:color="auto" w:fill="D9D9D9"/>
             <w:vAlign w:val="center"/>
           </w:tcPr>
           <w:p>
@@ -9381,7 +9092,6 @@
         <w:tc>
           <w:tcPr>
             <w:tcW w:w="5777" w:type="dxa"/>
-            <w:shd w:val="clear" w:color="auto" w:fill="D9D9D9"/>
             <w:vAlign w:val="center"/>
           </w:tcPr>
           <w:p>
@@ -9748,99 +9458,12 @@
     </w:p>
     <w:p>
       <w:pPr>
-        <w:numPr>
-          <w:ilvl w:val="0"/>
-          <w:numId w:val="1"/>
-        </w:numPr>
-        <w:spacing w:before="0" w:after="80" w:line="360" w:lineRule="auto"/>
-        <w:jc w:val="both"/>
-      </w:pPr>
-      <w:r>
-        <w:t xml:space="preserve">A marketplace is built one seller at a time, and the effort per seller is high, which makes category selection the most consequential decision.</w:t>
-      </w:r>
-    </w:p>
-    <w:p>
-      <w:pPr>
-        <w:numPr>
-          <w:ilvl w:val="0"/>
-          <w:numId w:val="1"/>
-        </w:numPr>
-        <w:spacing w:before="0" w:after="80" w:line="360" w:lineRule="auto"/>
-        <w:jc w:val="both"/>
-      </w:pPr>
-      <w:r>
-        <w:t xml:space="preserve">Data without a source and a date is not evidence, and in a price-sensitive category it is actively dangerous.</w:t>
-      </w:r>
-    </w:p>
-    <w:p>
-      <w:pPr>
-        <w:numPr>
-          <w:ilvl w:val="0"/>
-          <w:numId w:val="1"/>
-        </w:numPr>
-        <w:spacing w:before="0" w:after="80" w:line="360" w:lineRule="auto"/>
-        <w:jc w:val="both"/>
-      </w:pPr>
-      <w:r>
-        <w:t xml:space="preserve">Accuracy in a listing is a commercial act, because it is the only thing a customer sees of all the work behind it.</w:t>
-      </w:r>
-    </w:p>
-    <w:p>
-      <w:pPr>
-        <w:numPr>
-          <w:ilvl w:val="0"/>
-          <w:numId w:val="1"/>
-        </w:numPr>
-        <w:spacing w:before="0" w:after="80" w:line="360" w:lineRule="auto"/>
-        <w:jc w:val="both"/>
-      </w:pPr>
-      <w:r>
-        <w:t xml:space="preserve">Non-response is the normal condition of outreach, so volume, records and patience are part of the method.</w:t>
-      </w:r>
-    </w:p>
-    <w:p>
-      <w:pPr>
-        <w:numPr>
-          <w:ilvl w:val="0"/>
-          <w:numId w:val="1"/>
-        </w:numPr>
-        <w:spacing w:before="0" w:after="80" w:line="360" w:lineRule="auto"/>
-        <w:jc w:val="both"/>
-      </w:pPr>
-      <w:r>
-        <w:t xml:space="preserve">A small organisation makes the connections between functions visible, which is the fastest way to understand how a business actually works.</w:t>
-      </w:r>
-    </w:p>
-    <w:p>
-      <w:pPr>
-        <w:numPr>
-          <w:ilvl w:val="0"/>
-          <w:numId w:val="1"/>
-        </w:numPr>
-        <w:spacing w:before="0" w:after="80" w:line="360" w:lineRule="auto"/>
-        <w:jc w:val="both"/>
-      </w:pPr>
-      <w:r>
-        <w:t xml:space="preserve">Platform quality and business development are the same project: sellers will not stay on a platform that customers do not trust.</w:t>
-      </w:r>
-    </w:p>
-    <w:p>
-      <w:pPr>
-        <w:numPr>
-          <w:ilvl w:val="0"/>
-          <w:numId w:val="1"/>
-        </w:numPr>
-        <w:spacing w:before="0" w:after="80" w:line="360" w:lineRule="auto"/>
-        <w:jc w:val="both"/>
-      </w:pPr>
-      <w:r>
-        <w:t xml:space="preserve">Being able to do both desk analysis and field work is more valuable than being excellent at only one of them.</w:t>
-      </w:r>
-    </w:p>
-    <w:p>
-      <w:pPr>
-        <w:spacing w:before="0" w:after="60" w:line="120" w:lineRule="auto"/>
-      </w:pPr>
+        <w:spacing w:before="0" w:after="140" w:line="360" w:lineRule="auto"/>
+        <w:jc w:val="both"/>
+      </w:pPr>
+      <w:r>
+        <w:t xml:space="preserve">A marketplace is built one seller at a time, and the effort per seller is high, which makes category selection the most consequential decision. Data without a source and a date is not evidence, and in a price-sensitive category it is actively dangerous. Accuracy in a listing is a commercial act, because it is the only thing a customer sees of all the work behind it. Non-response is the normal condition of outreach, so volume, records and patience are part of the method. A small organisation makes the connections between functions visible, which is the fastest way to understand how a business actually works. Platform quality and business development are the same project: sellers will not stay on a platform that customers do not trust. Being able to do both desk analysis and field work is more valuable than being excellent at only one of them.</w:t>
+      </w:r>
     </w:p>
     <w:p>
       <w:pPr>
@@ -9892,6 +9515,110 @@
       </w:pPr>
       <w:r>
         <w:t xml:space="preserve">The third concerns my own career direction. Before the internship my interest in management was general. Having worked through research, benchmarking, field outreach, proposals and onboarding, I now know that I am drawn to business development and e-commerce operations, where the work combines analysis with direct commercial contact. I also know the gaps I need to close, namely negotiation, analytical depth and prospect qualification, and I have a clear idea of how to work on them.</w:t>
+      </w:r>
+    </w:p>
+    <w:p>
+      <w:pPr>
+        <w:keepNext/>
+        <w:keepLines/>
+        <w:spacing w:before="240" w:after="120" w:line="360" w:lineRule="auto"/>
+        <w:jc w:val="left"/>
+      </w:pPr>
+      <w:r>
+        <w:rPr>
+          <w:b/>
+          <w:sz w:val="28"/>
+          <w:szCs w:val="28"/>
+        </w:rPr>
+        <w:t xml:space="preserve">4.8  RELEVANCE TO FUTURE CAREER AND FURTHER DEVELOPMENT</w:t>
+      </w:r>
+    </w:p>
+    <w:p>
+      <w:pPr>
+        <w:spacing w:before="0" w:after="140" w:line="360" w:lineRule="auto"/>
+        <w:jc w:val="both"/>
+      </w:pPr>
+      <w:r>
+        <w:t xml:space="preserve">The internship has a direct bearing on the path I intend to follow. The work I performed is the work of the early years of a career in business development and e-commerce operations, and having done it in the field rather than in a case study I now know both that I can do it and that I enjoy it. That is a more useful conclusion than the general interest in marketing I had before.</w:t>
+      </w:r>
+    </w:p>
+    <w:p>
+      <w:pPr>
+        <w:spacing w:before="0" w:after="140" w:line="360" w:lineRule="auto"/>
+        <w:jc w:val="both"/>
+      </w:pPr>
+      <w:r>
+        <w:t xml:space="preserve">The transferable part is not the FMCG categories but the method: researching a market before approaching it, benchmarking with the source and date recorded, preparing data that somebody else will rely on, making a proposition in person, and following a conversation through to a decision. Those apply in any supply-side or sales role, and they are what a first professional position would expect from the outset.</w:t>
+      </w:r>
+    </w:p>
+    <w:p>
+      <w:pPr>
+        <w:spacing w:before="0" w:after="140" w:line="360" w:lineRule="auto"/>
+        <w:jc w:val="both"/>
+      </w:pPr>
+      <w:r>
+        <w:t xml:space="preserve">What I still need is equally clear. Negotiating commercial terms, reading platform analytics, understanding the unit economics of an order, and the warehousing and logistics side of fulfilment are all areas where I have observation without practice. Those gaps are why I intend to seek a first role that exposes me to the commercial and analytical side of a marketplace rather than to supply alone.</w:t>
+      </w:r>
+    </w:p>
+    <w:p>
+      <w:pPr>
+        <w:keepNext/>
+        <w:keepLines/>
+        <w:spacing w:before="240" w:after="120" w:line="360" w:lineRule="auto"/>
+        <w:jc w:val="left"/>
+      </w:pPr>
+      <w:r>
+        <w:rPr>
+          <w:b/>
+          <w:sz w:val="28"/>
+          <w:szCs w:val="28"/>
+        </w:rPr>
+        <w:t xml:space="preserve">4.9  UNDERSTANDING OF THE MARKETPLACE BUSINESS</w:t>
+      </w:r>
+    </w:p>
+    <w:p>
+      <w:pPr>
+        <w:spacing w:before="0" w:after="140" w:line="360" w:lineRule="auto"/>
+        <w:jc w:val="both"/>
+      </w:pPr>
+      <w:r>
+        <w:t xml:space="preserve">A less obvious outcome was a working understanding of how a marketplace actually works, which I did not have before. A platform does not own most of what it sells; it earns by assembling supply, presenting it accurately and pricing it competitively, and each of those three is a distinct operational problem with its own failure modes.</w:t>
+      </w:r>
+    </w:p>
+    <w:p>
+      <w:pPr>
+        <w:spacing w:before="0" w:after="140" w:line="360" w:lineRule="auto"/>
+        <w:jc w:val="both"/>
+      </w:pPr>
+      <w:r>
+        <w:t xml:space="preserve">That structure explains why the work I was given took the form it did. Category research decides where supply effort is spent, because a platform cannot recruit sellers in every category at once. Price benchmarking exists because a customer can compare in seconds, so a price that is out of line is not a lost margin but a lost visit. Catalogue accuracy matters because a listing is the only thing a customer sees, and an error in it is visible to everyone who searches. Seller outreach exists because none of the preceding work has any value until somebody agrees to list.</w:t>
+      </w:r>
+    </w:p>
+    <w:p>
+      <w:pPr>
+        <w:spacing w:before="0" w:after="140" w:line="360" w:lineRule="auto"/>
+        <w:jc w:val="both"/>
+      </w:pPr>
+      <w:r>
+        <w:t xml:space="preserve">Seeing the business in those terms changed how I read my own tasks. Correcting a pack size stopped being data entry and became the removal of a reason for a customer to distrust the platform, which is a considerably more useful way to think about the work.</w:t>
+      </w:r>
+    </w:p>
+    <w:p>
+      <w:pPr>
+        <w:spacing w:before="0" w:after="140" w:line="360" w:lineRule="auto"/>
+        <w:jc w:val="both"/>
+      </w:pPr>
+      <w:r>
+        <w:t xml:space="preserve">The broader realisation is that an e-commerce platform is a business development operation with a technology interface attached, rather than a technology business that happens to sell things. Everything in the catalogue is there because somebody found a seller, earned a meeting, corrected the data and followed the conversation through to a listing. Having done each of those things myself, I now read a product page as the end of a process rather than as a page.</w:t>
+      </w:r>
+    </w:p>
+    <w:p>
+      <w:pPr>
+        <w:spacing w:before="0" w:after="140" w:line="360" w:lineRule="auto"/>
+        <w:jc w:val="both"/>
+      </w:pPr>
+      <w:r>
+        <w:t xml:space="preserve">That change of perspective is, I think, the most durable thing the internship gave me.</w:t>
       </w:r>
     </w:p>
     <w:p>
@@ -10055,7 +9782,16 @@
         <w:jc w:val="both"/>
       </w:pPr>
       <w:r>
-        <w:t xml:space="preserve">The Summer Internship Programme was carried out at Q-Up Private Limited, an online selling platform, on-site, from 4 May 2026 to 31 July 2026, as a Business Development and Operations Intern under the guidance of Ms. Saranya Selvapandian. The twelve-week programme covered the entire supply side of a marketplace, from category research to seller onboarding.</w:t>
+        <w:t xml:space="preserve">The Summer Internship Programme was carried out at Q-Up Private Limited, an online selling platform, on-site, from 4 May 2026 to 31 July 2026, as a Business Development and Operations Intern under the guidance of </w:t>
+      </w:r>
+      <w:r>
+        <w:rPr>
+          <w:b/>
+        </w:rPr>
+        <w:t xml:space="preserve">Ms. Saranya Selvapandian</w:t>
+      </w:r>
+      <w:r>
+        <w:t xml:space="preserve">. The twelve-week programme covered the entire supply side of a marketplace, from category research to seller onboarding.</w:t>
       </w:r>
     </w:p>
     <w:p>
@@ -10128,47 +9864,12 @@
     </w:p>
     <w:p>
       <w:pPr>
-        <w:numPr>
-          <w:ilvl w:val="0"/>
-          <w:numId w:val="1"/>
-        </w:numPr>
-        <w:spacing w:before="0" w:after="80" w:line="360" w:lineRule="auto"/>
-        <w:jc w:val="both"/>
-      </w:pPr>
-      <w:r>
-        <w:t xml:space="preserve">Learned that a platform’s growth depends on supply, and that supply is built seller by seller through research, outreach and follow-up.</w:t>
-      </w:r>
-    </w:p>
-    <w:p>
-      <w:pPr>
-        <w:numPr>
-          <w:ilvl w:val="0"/>
-          <w:numId w:val="1"/>
-        </w:numPr>
-        <w:spacing w:before="0" w:after="80" w:line="360" w:lineRule="auto"/>
-        <w:jc w:val="both"/>
-      </w:pPr>
-      <w:r>
-        <w:t xml:space="preserve">Understood how category selection determines where the whole supply-side effort is spent.</w:t>
-      </w:r>
-    </w:p>
-    <w:p>
-      <w:pPr>
-        <w:numPr>
-          <w:ilvl w:val="0"/>
-          <w:numId w:val="1"/>
-        </w:numPr>
-        <w:spacing w:before="0" w:after="80" w:line="360" w:lineRule="auto"/>
-        <w:jc w:val="both"/>
-      </w:pPr>
-      <w:r>
-        <w:t xml:space="preserve">Saw how catalogue depth and price credibility together decide whether a customer returns.</w:t>
-      </w:r>
-    </w:p>
-    <w:p>
-      <w:pPr>
-        <w:spacing w:before="0" w:after="60" w:line="120" w:lineRule="auto"/>
-      </w:pPr>
+        <w:spacing w:before="0" w:after="140" w:line="360" w:lineRule="auto"/>
+        <w:jc w:val="both"/>
+      </w:pPr>
+      <w:r>
+        <w:t xml:space="preserve">Learned that a platform’s growth depends on supply, and that supply is built seller by seller through research, outreach and follow-up. Understood how category selection determines where the whole supply-side effort is spent. Saw how catalogue depth and price credibility together decide whether a customer returns.</w:t>
+      </w:r>
     </w:p>
     <w:p>
       <w:pPr>
@@ -10188,47 +9889,12 @@
     </w:p>
     <w:p>
       <w:pPr>
-        <w:numPr>
-          <w:ilvl w:val="0"/>
-          <w:numId w:val="1"/>
-        </w:numPr>
-        <w:spacing w:before="0" w:after="80" w:line="360" w:lineRule="auto"/>
-        <w:jc w:val="both"/>
-      </w:pPr>
-      <w:r>
-        <w:t xml:space="preserve">Gained the ability to evaluate a category on demand and onboarding potential rather than on size alone.</w:t>
-      </w:r>
-    </w:p>
-    <w:p>
-      <w:pPr>
-        <w:numPr>
-          <w:ilvl w:val="0"/>
-          <w:numId w:val="1"/>
-        </w:numPr>
-        <w:spacing w:before="0" w:after="80" w:line="360" w:lineRule="auto"/>
-        <w:jc w:val="both"/>
-      </w:pPr>
-      <w:r>
-        <w:t xml:space="preserve">Learned to benchmark prices across retail and e-commerce sources and to record source, date and pack size against every observation.</w:t>
-      </w:r>
-    </w:p>
-    <w:p>
-      <w:pPr>
-        <w:numPr>
-          <w:ilvl w:val="0"/>
-          <w:numId w:val="1"/>
-        </w:numPr>
-        <w:spacing w:before="0" w:after="80" w:line="360" w:lineRule="auto"/>
-        <w:jc w:val="both"/>
-      </w:pPr>
-      <w:r>
-        <w:t xml:space="preserve">Learned to convert raw research into a structured project report that others can act on.</w:t>
-      </w:r>
-    </w:p>
-    <w:p>
-      <w:pPr>
-        <w:spacing w:before="0" w:after="60" w:line="120" w:lineRule="auto"/>
-      </w:pPr>
+        <w:spacing w:before="0" w:after="140" w:line="360" w:lineRule="auto"/>
+        <w:jc w:val="both"/>
+      </w:pPr>
+      <w:r>
+        <w:t xml:space="preserve">Gained the ability to evaluate a category on demand and onboarding potential rather than on size alone. Learned to benchmark prices across retail and e-commerce sources and to record source, date and pack size against every observation. Learned to convert raw research into a structured project report that others can act on.</w:t>
+      </w:r>
     </w:p>
     <w:p>
       <w:pPr>
@@ -10248,47 +9914,12 @@
     </w:p>
     <w:p>
       <w:pPr>
-        <w:numPr>
-          <w:ilvl w:val="0"/>
-          <w:numId w:val="1"/>
-        </w:numPr>
-        <w:spacing w:before="0" w:after="80" w:line="360" w:lineRule="auto"/>
-        <w:jc w:val="both"/>
-      </w:pPr>
-      <w:r>
-        <w:t xml:space="preserve">Gained real experience of approaching FMCG sellers and distributors in person and explaining a commercial proposition.</w:t>
-      </w:r>
-    </w:p>
-    <w:p>
-      <w:pPr>
-        <w:numPr>
-          <w:ilvl w:val="0"/>
-          <w:numId w:val="1"/>
-        </w:numPr>
-        <w:spacing w:before="0" w:after="80" w:line="360" w:lineRule="auto"/>
-        <w:jc w:val="both"/>
-      </w:pPr>
-      <w:r>
-        <w:t xml:space="preserve">Participated in vendor meetings and partnership discussions and observed how terms are negotiated.</w:t>
-      </w:r>
-    </w:p>
-    <w:p>
-      <w:pPr>
-        <w:numPr>
-          <w:ilvl w:val="0"/>
-          <w:numId w:val="1"/>
-        </w:numPr>
-        <w:spacing w:before="0" w:after="80" w:line="360" w:lineRule="auto"/>
-        <w:jc w:val="both"/>
-      </w:pPr>
-      <w:r>
-        <w:t xml:space="preserve">Learned that onboarding is the close of a sales process and usually requires several contacts.</w:t>
-      </w:r>
-    </w:p>
-    <w:p>
-      <w:pPr>
-        <w:spacing w:before="0" w:after="60" w:line="120" w:lineRule="auto"/>
-      </w:pPr>
+        <w:spacing w:before="0" w:after="140" w:line="360" w:lineRule="auto"/>
+        <w:jc w:val="both"/>
+      </w:pPr>
+      <w:r>
+        <w:t xml:space="preserve">Gained real experience of approaching FMCG sellers and distributors in person and explaining a commercial proposition. Participated in vendor meetings and partnership discussions and observed how terms are negotiated. Learned that onboarding is the close of a sales process and usually requires several contacts.</w:t>
+      </w:r>
     </w:p>
     <w:p>
       <w:pPr>
@@ -10308,47 +9939,12 @@
     </w:p>
     <w:p>
       <w:pPr>
-        <w:numPr>
-          <w:ilvl w:val="0"/>
-          <w:numId w:val="1"/>
-        </w:numPr>
-        <w:spacing w:before="0" w:after="80" w:line="360" w:lineRule="auto"/>
-        <w:jc w:val="both"/>
-      </w:pPr>
-      <w:r>
-        <w:t xml:space="preserve">Learned to validate product data before it is used for onboarding or listing.</w:t>
-      </w:r>
-    </w:p>
-    <w:p>
-      <w:pPr>
-        <w:numPr>
-          <w:ilvl w:val="0"/>
-          <w:numId w:val="1"/>
-        </w:numPr>
-        <w:spacing w:before="0" w:after="80" w:line="360" w:lineRule="auto"/>
-        <w:jc w:val="both"/>
-      </w:pPr>
-      <w:r>
-        <w:t xml:space="preserve">Understood that a listing error is visible to every customer and costs the platform credibility with both sides of the market.</w:t>
-      </w:r>
-    </w:p>
-    <w:p>
-      <w:pPr>
-        <w:numPr>
-          <w:ilvl w:val="0"/>
-          <w:numId w:val="1"/>
-        </w:numPr>
-        <w:spacing w:before="0" w:after="80" w:line="360" w:lineRule="auto"/>
-        <w:jc w:val="both"/>
-      </w:pPr>
-      <w:r>
-        <w:t xml:space="preserve">Developed the habit of correcting at source rather than filling gaps by assumption.</w:t>
-      </w:r>
-    </w:p>
-    <w:p>
-      <w:pPr>
-        <w:spacing w:before="0" w:after="60" w:line="120" w:lineRule="auto"/>
-      </w:pPr>
+        <w:spacing w:before="0" w:after="140" w:line="360" w:lineRule="auto"/>
+        <w:jc w:val="both"/>
+      </w:pPr>
+      <w:r>
+        <w:t xml:space="preserve">Learned to validate product data before it is used for onboarding or listing. Understood that a listing error is visible to every customer and costs the platform credibility with both sides of the market. Developed the habit of correcting at source rather than filling gaps by assumption.</w:t>
+      </w:r>
     </w:p>
     <w:p>
       <w:pPr>
@@ -10368,47 +9964,12 @@
     </w:p>
     <w:p>
       <w:pPr>
-        <w:numPr>
-          <w:ilvl w:val="0"/>
-          <w:numId w:val="1"/>
-        </w:numPr>
-        <w:spacing w:before="0" w:after="80" w:line="360" w:lineRule="auto"/>
-        <w:jc w:val="both"/>
-      </w:pPr>
-      <w:r>
-        <w:t xml:space="preserve">Improved professional written communication through business proposals and partner correspondence.</w:t>
-      </w:r>
-    </w:p>
-    <w:p>
-      <w:pPr>
-        <w:numPr>
-          <w:ilvl w:val="0"/>
-          <w:numId w:val="1"/>
-        </w:numPr>
-        <w:spacing w:before="0" w:after="80" w:line="360" w:lineRule="auto"/>
-        <w:jc w:val="both"/>
-      </w:pPr>
-      <w:r>
-        <w:t xml:space="preserve">Learned to keep a request alive courteously and to record what each party had undertaken.</w:t>
-      </w:r>
-    </w:p>
-    <w:p>
-      <w:pPr>
-        <w:numPr>
-          <w:ilvl w:val="0"/>
-          <w:numId w:val="1"/>
-        </w:numPr>
-        <w:spacing w:before="0" w:after="80" w:line="360" w:lineRule="auto"/>
-        <w:jc w:val="both"/>
-      </w:pPr>
-      <w:r>
-        <w:t xml:space="preserve">Learned to describe a platform defect in terms a development team can act upon.</w:t>
-      </w:r>
-    </w:p>
-    <w:p>
-      <w:pPr>
-        <w:spacing w:before="0" w:after="60" w:line="120" w:lineRule="auto"/>
-      </w:pPr>
+        <w:spacing w:before="0" w:after="140" w:line="360" w:lineRule="auto"/>
+        <w:jc w:val="both"/>
+      </w:pPr>
+      <w:r>
+        <w:t xml:space="preserve">Improved professional written communication through business proposals and partner correspondence. Learned to keep a request alive courteously and to record what each party had undertaken. Learned to describe a platform defect in terms a development team can act upon.</w:t>
+      </w:r>
     </w:p>
     <w:p>
       <w:pPr>
@@ -10428,47 +9989,87 @@
     </w:p>
     <w:p>
       <w:pPr>
-        <w:numPr>
-          <w:ilvl w:val="0"/>
-          <w:numId w:val="1"/>
-        </w:numPr>
-        <w:spacing w:before="0" w:after="80" w:line="360" w:lineRule="auto"/>
-        <w:jc w:val="both"/>
-      </w:pPr>
-      <w:r>
-        <w:t xml:space="preserve">Saw how business development, marketing and technology depend on one another in a small organisation.</w:t>
-      </w:r>
-    </w:p>
-    <w:p>
-      <w:pPr>
-        <w:numPr>
-          <w:ilvl w:val="0"/>
-          <w:numId w:val="1"/>
-        </w:numPr>
-        <w:spacing w:before="0" w:after="80" w:line="360" w:lineRule="auto"/>
-        <w:jc w:val="both"/>
-      </w:pPr>
-      <w:r>
-        <w:t xml:space="preserve">Learned to move between analysis, field work and creative work within the same week.</w:t>
-      </w:r>
-    </w:p>
-    <w:p>
-      <w:pPr>
-        <w:numPr>
-          <w:ilvl w:val="0"/>
-          <w:numId w:val="1"/>
-        </w:numPr>
-        <w:spacing w:before="0" w:after="80" w:line="360" w:lineRule="auto"/>
-        <w:jc w:val="both"/>
-      </w:pPr>
-      <w:r>
-        <w:t xml:space="preserve">Learned to leave work in a state that allows it to be resumed, which the examination break tested directly.</w:t>
-      </w:r>
-    </w:p>
-    <w:p>
-      <w:pPr>
-        <w:spacing w:before="0" w:after="60" w:line="120" w:lineRule="auto"/>
-      </w:pPr>
+        <w:spacing w:before="0" w:after="140" w:line="360" w:lineRule="auto"/>
+        <w:jc w:val="both"/>
+      </w:pPr>
+      <w:r>
+        <w:t xml:space="preserve">Saw how business development, marketing and technology depend on one another in a small organisation. Learned to move between analysis, field work and creative work within the same week. Learned to leave work in a state that allows it to be resumed, which the examination break tested directly.</w:t>
+      </w:r>
+    </w:p>
+    <w:p>
+      <w:pPr>
+        <w:keepNext/>
+        <w:keepLines/>
+        <w:spacing w:before="180" w:after="100" w:line="360" w:lineRule="auto"/>
+        <w:jc w:val="left"/>
+      </w:pPr>
+      <w:r>
+        <w:rPr>
+          <w:b/>
+          <w:sz w:val="24"/>
+          <w:szCs w:val="24"/>
+        </w:rPr>
+        <w:t xml:space="preserve">5.2.7  Handling Refusal and Non-Response</w:t>
+      </w:r>
+    </w:p>
+    <w:p>
+      <w:pPr>
+        <w:spacing w:before="0" w:after="140" w:line="360" w:lineRule="auto"/>
+        <w:jc w:val="both"/>
+      </w:pPr>
+      <w:r>
+        <w:t xml:space="preserve">Learned that in field business development most approaches do not succeed, and that treating a non-committal answer as a refusal wastes the research that earned the meeting. Understood that persistence has to be courteous and spaced, because the difference between diligent follow-up and nuisance is judged entirely by the person receiving it. Developed the habit of recording what each party had actually undertaken, so that a later conversation could resume from fact rather than from memory.</w:t>
+      </w:r>
+    </w:p>
+    <w:p>
+      <w:pPr>
+        <w:keepNext/>
+        <w:keepLines/>
+        <w:spacing w:before="180" w:after="100" w:line="360" w:lineRule="auto"/>
+        <w:jc w:val="left"/>
+      </w:pPr>
+      <w:r>
+        <w:rPr>
+          <w:b/>
+          <w:sz w:val="24"/>
+          <w:szCs w:val="24"/>
+        </w:rPr>
+        <w:t xml:space="preserve">5.2.8  Continuity and Handover</w:t>
+      </w:r>
+    </w:p>
+    <w:p>
+      <w:pPr>
+        <w:spacing w:before="0" w:after="140" w:line="360" w:lineRule="auto"/>
+        <w:jc w:val="both"/>
+      </w:pPr>
+      <w:r>
+        <w:t xml:space="preserve">Understood, through an interruption I had not planned for, how much of what I knew about a set of prospects existed only in my own head. Learned to leave work in a state that allows somebody else to continue it, which means recording status, next action and the reason for both. Came to see documentation as a courtesy to colleagues rather than as an administrative requirement imposed on the work.</w:t>
+      </w:r>
+    </w:p>
+    <w:p>
+      <w:pPr>
+        <w:keepNext/>
+        <w:keepLines/>
+        <w:spacing w:before="180" w:after="100" w:line="360" w:lineRule="auto"/>
+        <w:jc w:val="left"/>
+      </w:pPr>
+      <w:r>
+        <w:rPr>
+          <w:b/>
+          <w:sz w:val="24"/>
+          <w:szCs w:val="24"/>
+        </w:rPr>
+        <w:t xml:space="preserve">5.2.9  Representing the Organisation</w:t>
+      </w:r>
+    </w:p>
+    <w:p>
+      <w:pPr>
+        <w:spacing w:before="0" w:after="140" w:line="360" w:lineRule="auto"/>
+        <w:jc w:val="both"/>
+      </w:pPr>
+      <w:r>
+        <w:t xml:space="preserve">Learned that in a field conversation an intern is, for practical purposes, the company, and that anything said about commission or timelines will be remembered as the platform’s position. Understood that promising nothing one cannot confirm is less impressive in the moment and far better afterwards. Learned to be candid about what the platform could not yet do, since a seller who discovers a limitation after onboarding is harder to keep.</w:t>
+      </w:r>
     </w:p>
     <w:p>
       <w:pPr>
@@ -10483,7 +10084,282 @@
           <w:sz w:val="28"/>
           <w:szCs w:val="28"/>
         </w:rPr>
-        <w:t xml:space="preserve">5.3  CONCLUSION</w:t>
+        <w:t xml:space="preserve">5.3  LIMITATIONS OF THE INTERNSHIP EXPERIENCE</w:t>
+      </w:r>
+    </w:p>
+    <w:p>
+      <w:pPr>
+        <w:spacing w:before="0" w:after="140" w:line="360" w:lineRule="auto"/>
+        <w:jc w:val="both"/>
+      </w:pPr>
+      <w:r>
+        <w:t xml:space="preserve">An honest summary has to record what the internship did not reach. Twelve weeks on the supply side of one platform gives a detailed view of seller acquisition and catalogue work rather than a complete picture of an e-commerce business, and much of the platform lay outside my work.</w:t>
+      </w:r>
+    </w:p>
+    <w:p>
+      <w:pPr>
+        <w:spacing w:before="0" w:after="140" w:line="360" w:lineRule="auto"/>
+        <w:jc w:val="both"/>
+      </w:pPr>
+      <w:r>
+        <w:t xml:space="preserve">My assignments were concentrated on supply: category research, price benchmarking, listings, seller outreach and onboarding. I did not work on the demand side at all. Customer acquisition, retention, the economics of a delivery, returns handling and customer service were visible to me only as topics other people discussed. Nor did I see warehousing or logistics operations, which is a substantial gap in my understanding of how an order is actually fulfilled after a listing converts.</w:t>
+      </w:r>
+    </w:p>
+    <w:p>
+      <w:pPr>
+        <w:spacing w:before="0" w:after="140" w:line="360" w:lineRule="auto"/>
+        <w:jc w:val="both"/>
+      </w:pPr>
+      <w:r>
+        <w:t xml:space="preserve">I also saw onboarding conversations rather than their conclusions. Commercial terms, margin structures and contracts were settled above my level, and while I prepared proposals and followed prospects up, I was not present when terms were negotiated. My exposure to the platform’s own numbers was similarly limited: I reported defects and prepared listings without visibility of traffic, conversion or revenue.</w:t>
+      </w:r>
+    </w:p>
+    <w:p>
+      <w:pPr>
+        <w:spacing w:before="0" w:after="140" w:line="360" w:lineRule="auto"/>
+        <w:jc w:val="both"/>
+      </w:pPr>
+      <w:r>
+        <w:t xml:space="preserve">Two practical limits are worth recording as well. My field visits covered sellers and distributors within reach of Chennai, so the report describes one urban market and not the national picture. And the planned break at the end of May for my semester examinations interrupted the work, which taught me about handover but did mean I saw two shorter stretches rather than one continuous engagement.</w:t>
+      </w:r>
+    </w:p>
+    <w:p>
+      <w:pPr>
+        <w:keepNext/>
+        <w:keepLines/>
+        <w:spacing w:before="240" w:after="120" w:line="360" w:lineRule="auto"/>
+        <w:jc w:val="left"/>
+      </w:pPr>
+      <w:r>
+        <w:rPr>
+          <w:b/>
+          <w:sz w:val="28"/>
+          <w:szCs w:val="28"/>
+        </w:rPr>
+        <w:t xml:space="preserve">5.4  RECOMMENDATIONS</w:t>
+      </w:r>
+    </w:p>
+    <w:p>
+      <w:pPr>
+        <w:keepNext/>
+        <w:keepLines/>
+        <w:spacing w:before="180" w:after="100" w:line="360" w:lineRule="auto"/>
+        <w:jc w:val="left"/>
+      </w:pPr>
+      <w:r>
+        <w:rPr>
+          <w:b/>
+          <w:sz w:val="24"/>
+          <w:szCs w:val="24"/>
+        </w:rPr>
+        <w:t xml:space="preserve">5.4.1  Suggestions to the Organisation</w:t>
+      </w:r>
+    </w:p>
+    <w:p>
+      <w:pPr>
+        <w:spacing w:before="0" w:after="140" w:line="360" w:lineRule="auto"/>
+        <w:jc w:val="both"/>
+      </w:pPr>
+      <w:r>
+        <w:t xml:space="preserve">The following are offered respectfully and from a trainee’s vantage point. They are not claims that the organisation lacks these practices, and each would need to fit its existing systems and priorities.</w:t>
+      </w:r>
+    </w:p>
+    <w:p>
+      <w:pPr>
+        <w:numPr>
+          <w:ilvl w:val="0"/>
+          <w:numId w:val="1"/>
+        </w:numPr>
+        <w:spacing w:before="0" w:after="80" w:line="360" w:lineRule="auto"/>
+        <w:jc w:val="both"/>
+      </w:pPr>
+      <w:r>
+        <w:t xml:space="preserve">A single template for the seller pitch, covering commission, onboarding steps, catalogue requirements and settlement timelines, would let a new team member explain the proposition consistently instead of assembling the answer from several conversations.</w:t>
+      </w:r>
+    </w:p>
+    <w:p>
+      <w:pPr>
+        <w:numPr>
+          <w:ilvl w:val="0"/>
+          <w:numId w:val="1"/>
+        </w:numPr>
+        <w:spacing w:before="0" w:after="80" w:line="360" w:lineRule="auto"/>
+        <w:jc w:val="both"/>
+      </w:pPr>
+      <w:r>
+        <w:t xml:space="preserve">Recording the source and date against every benchmarked price would make a comparison sheet reusable, since an unsourced price is of little value a fortnight later in a category where rates move.</w:t>
+      </w:r>
+    </w:p>
+    <w:p>
+      <w:pPr>
+        <w:numPr>
+          <w:ilvl w:val="0"/>
+          <w:numId w:val="1"/>
+        </w:numPr>
+        <w:spacing w:before="0" w:after="80" w:line="360" w:lineRule="auto"/>
+        <w:jc w:val="both"/>
+      </w:pPr>
+      <w:r>
+        <w:t xml:space="preserve">A short catalogue standard, setting out the mandatory fields, image requirements and pack-size conventions for FMCG listings, would reduce the correction work that incomplete seller data currently generates.</w:t>
+      </w:r>
+    </w:p>
+    <w:p>
+      <w:pPr>
+        <w:numPr>
+          <w:ilvl w:val="0"/>
+          <w:numId w:val="1"/>
+        </w:numPr>
+        <w:spacing w:before="0" w:after="80" w:line="360" w:lineRule="auto"/>
+        <w:jc w:val="both"/>
+      </w:pPr>
+      <w:r>
+        <w:t xml:space="preserve">A simple shared tracker of seller conversations, with status and next action, would prevent a prospect from going quiet unnoticed when the person following them up is away.</w:t>
+      </w:r>
+    </w:p>
+    <w:p>
+      <w:pPr>
+        <w:spacing w:before="0" w:after="60" w:line="120" w:lineRule="auto"/>
+      </w:pPr>
+    </w:p>
+    <w:p>
+      <w:pPr>
+        <w:keepNext/>
+        <w:keepLines/>
+        <w:spacing w:before="180" w:after="100" w:line="360" w:lineRule="auto"/>
+        <w:jc w:val="left"/>
+      </w:pPr>
+      <w:r>
+        <w:rPr>
+          <w:b/>
+          <w:sz w:val="24"/>
+          <w:szCs w:val="24"/>
+        </w:rPr>
+        <w:t xml:space="preserve">5.4.2  Suggestions for Future Interns</w:t>
+      </w:r>
+    </w:p>
+    <w:p>
+      <w:pPr>
+        <w:spacing w:before="0" w:after="140" w:line="360" w:lineRule="auto"/>
+        <w:jc w:val="both"/>
+      </w:pPr>
+      <w:r>
+        <w:t xml:space="preserve">For a student about to undertake similar work, four things would have helped me had I known them at the start.</w:t>
+      </w:r>
+    </w:p>
+    <w:p>
+      <w:pPr>
+        <w:numPr>
+          <w:ilvl w:val="0"/>
+          <w:numId w:val="1"/>
+        </w:numPr>
+        <w:spacing w:before="0" w:after="80" w:line="360" w:lineRule="auto"/>
+        <w:jc w:val="both"/>
+      </w:pPr>
+      <w:r>
+        <w:t xml:space="preserve">Learn the category before approaching the seller. A distributor can tell within a minute whether you understand his margins, and the conversation changes completely once he decides that you do.</w:t>
+      </w:r>
+    </w:p>
+    <w:p>
+      <w:pPr>
+        <w:numPr>
+          <w:ilvl w:val="0"/>
+          <w:numId w:val="1"/>
+        </w:numPr>
+        <w:spacing w:before="0" w:after="80" w:line="360" w:lineRule="auto"/>
+        <w:jc w:val="both"/>
+      </w:pPr>
+      <w:r>
+        <w:t xml:space="preserve">Record every price with its source, date and pack size at the moment you capture it. Reconstructing that context afterwards is slow and usually impossible.</w:t>
+      </w:r>
+    </w:p>
+    <w:p>
+      <w:pPr>
+        <w:numPr>
+          <w:ilvl w:val="0"/>
+          <w:numId w:val="1"/>
+        </w:numPr>
+        <w:spacing w:before="0" w:after="80" w:line="360" w:lineRule="auto"/>
+        <w:jc w:val="both"/>
+      </w:pPr>
+      <w:r>
+        <w:t xml:space="preserve">Expect to return. An onboarding is rarely settled at a first visit, and treating a non-committal answer as a refusal wastes the research that earned the meeting.</w:t>
+      </w:r>
+    </w:p>
+    <w:p>
+      <w:pPr>
+        <w:numPr>
+          <w:ilvl w:val="0"/>
+          <w:numId w:val="1"/>
+        </w:numPr>
+        <w:spacing w:before="0" w:after="80" w:line="360" w:lineRule="auto"/>
+        <w:jc w:val="both"/>
+      </w:pPr>
+      <w:r>
+        <w:t xml:space="preserve">Write the defect report the way a developer needs it: what you did, what happened and what should have happened. A vague report costs a round trip that a precise one avoids.</w:t>
+      </w:r>
+    </w:p>
+    <w:p>
+      <w:pPr>
+        <w:spacing w:before="0" w:after="60" w:line="120" w:lineRule="auto"/>
+      </w:pPr>
+    </w:p>
+    <w:p>
+      <w:pPr>
+        <w:keepNext/>
+        <w:keepLines/>
+        <w:spacing w:before="240" w:after="120" w:line="360" w:lineRule="auto"/>
+        <w:jc w:val="left"/>
+      </w:pPr>
+      <w:r>
+        <w:rPr>
+          <w:b/>
+          <w:sz w:val="28"/>
+          <w:szCs w:val="28"/>
+        </w:rPr>
+        <w:t xml:space="preserve">5.5  PERSONAL REFLECTION</w:t>
+      </w:r>
+    </w:p>
+    <w:p>
+      <w:pPr>
+        <w:spacing w:before="0" w:after="140" w:line="360" w:lineRule="auto"/>
+        <w:jc w:val="both"/>
+      </w:pPr>
+      <w:r>
+        <w:t xml:space="preserve">On a personal level the internship was the first work I have done where the outcome depended on persuading a stranger. Walking into a distributor’s shop with a proposition, being told to come back another day, and returning a third time is a particular kind of education, and it is not one a classroom can simulate. I was uncomfortable with it in the first fortnight and had stopped minding by the sixth week.</w:t>
+      </w:r>
+    </w:p>
+    <w:p>
+      <w:pPr>
+        <w:spacing w:before="0" w:after="140" w:line="360" w:lineRule="auto"/>
+        <w:jc w:val="both"/>
+      </w:pPr>
+      <w:r>
+        <w:t xml:space="preserve">What changed most was my attitude to detail. I began by treating a listing as a form to be completed and came to see it as a public statement the platform makes about a product, visible to every customer who searches for it. Once that reframing happened, checking a pack size or a price stopped feeling like an imposition and started feeling like the substance of the job.</w:t>
+      </w:r>
+    </w:p>
+    <w:p>
+      <w:pPr>
+        <w:spacing w:before="0" w:after="140" w:line="360" w:lineRule="auto"/>
+        <w:jc w:val="both"/>
+      </w:pPr>
+      <w:r>
+        <w:t xml:space="preserve">The examination break taught me something unplanned. Handing work over and picking it up again weeks later showed me exactly how much of what I knew was in my head rather than in my records, and it was more than I had assumed. I returned with the habit of writing things down so that somebody else could continue them, which is probably the most transferable thing I took from the whole internship.</w:t>
+      </w:r>
+    </w:p>
+    <w:p>
+      <w:pPr>
+        <w:keepNext/>
+        <w:keepLines/>
+        <w:spacing w:before="240" w:after="120" w:line="360" w:lineRule="auto"/>
+        <w:jc w:val="left"/>
+      </w:pPr>
+      <w:r>
+        <w:rPr>
+          <w:b/>
+          <w:sz w:val="28"/>
+          <w:szCs w:val="28"/>
+        </w:rPr>
+        <w:t xml:space="preserve">5.6  CONCLUSION</w:t>
       </w:r>
     </w:p>
     <w:p>
@@ -10519,7 +10395,34 @@
         <w:jc w:val="both"/>
       </w:pPr>
       <w:r>
-        <w:t xml:space="preserve">In conclusion, the internship achieved what a Summer Internship Programme is intended to achieve. It connected the MBA curriculum to live commercial work, it gave me practical experience of the supply side of an online selling platform, and it settled my career direction towards business development and e-commerce operations. I am grateful to the management of Q-Up Private Limited for the opportunity, to Ms. Saranya Selvapandian for her guidance and review, and to the business development, operations, marketing and technology teams for their support, and I leave the organisation with both the competence and the confidence to contribute to a professional business development team.</w:t>
+        <w:t xml:space="preserve">In conclusion, the internship achieved what a Summer Internship Programme is intended to achieve. It connected the MBA curriculum to live commercial work, it gave me practical experience of the supply side of an online selling platform, and it settled my career direction towards business development and e-commerce operations. I am grateful to the management of Q-Up Private Limited for the opportunity, to </w:t>
+      </w:r>
+      <w:r>
+        <w:rPr>
+          <w:b/>
+        </w:rPr>
+        <w:t xml:space="preserve">Ms. Saranya Selvapandian</w:t>
+      </w:r>
+      <w:r>
+        <w:t xml:space="preserve"> for her guidance and review, and to the business development, operations, marketing and technology teams for their support, and I leave the organisation with both the competence and the confidence to contribute to a professional business development team.</w:t>
+      </w:r>
+    </w:p>
+    <w:p>
+      <w:pPr>
+        <w:spacing w:before="0" w:after="140" w:line="360" w:lineRule="auto"/>
+        <w:jc w:val="both"/>
+      </w:pPr>
+      <w:r>
+        <w:t xml:space="preserve">I leave the organisation with an accurate rather than an inflated sense of what I can do, a specific list of what I still need to learn, and the settled intention to build my career in business development and e-commerce operations.</w:t>
+      </w:r>
+    </w:p>
+    <w:p>
+      <w:pPr>
+        <w:spacing w:before="0" w:after="140" w:line="360" w:lineRule="auto"/>
+        <w:jc w:val="both"/>
+      </w:pPr>
+      <w:r>
+        <w:t xml:space="preserve">I am grateful to the organisation for sending a trainee into the field rather than keeping him at a desk, because the field is where the lessons were.</w:t>
       </w:r>
     </w:p>
     <w:p>
@@ -10800,6 +10703,128 @@
       </w:pPr>
       <w:r>
         <w:t xml:space="preserve">udaan. (n.d.). About us: India’s largest eB2B platform. Retrieved September 2026, from https://udaan.com/about-us</w:t>
+      </w:r>
+    </w:p>
+    <w:p>
+      <w:pPr>
+        <w:spacing w:before="0" w:after="60" w:line="120" w:lineRule="auto"/>
+      </w:pPr>
+    </w:p>
+    <w:p>
+      <w:pPr>
+        <w:numPr>
+          <w:ilvl w:val="0"/>
+          <w:numId w:val="1"/>
+        </w:numPr>
+        <w:spacing w:before="0" w:after="80" w:line="360" w:lineRule="auto"/>
+        <w:jc w:val="left"/>
+      </w:pPr>
+      <w:r>
+        <w:t xml:space="preserve">Department for Promotion of Industry and Internal Trade, Government of India. (n.d.). Consolidated foreign direct investment policy: e-commerce marketplace provisions. Retrieved September 2026, from https://dpiit.gov.in/</w:t>
+      </w:r>
+    </w:p>
+    <w:p>
+      <w:pPr>
+        <w:numPr>
+          <w:ilvl w:val="0"/>
+          <w:numId w:val="1"/>
+        </w:numPr>
+        <w:spacing w:before="0" w:after="80" w:line="360" w:lineRule="auto"/>
+        <w:jc w:val="left"/>
+      </w:pPr>
+      <w:r>
+        <w:t xml:space="preserve">Ministry of Consumer Affairs, Food and Public Distribution, Government of India. (n.d.). Consumer Protection (E-Commerce) Rules: duties of marketplace entities. Retrieved September 2026, from https://consumeraffairs.nic.in/</w:t>
+      </w:r>
+    </w:p>
+    <w:p>
+      <w:pPr>
+        <w:numPr>
+          <w:ilvl w:val="0"/>
+          <w:numId w:val="1"/>
+        </w:numPr>
+        <w:spacing w:before="0" w:after="80" w:line="360" w:lineRule="auto"/>
+        <w:jc w:val="left"/>
+      </w:pPr>
+      <w:r>
+        <w:t xml:space="preserve">Legal Metrology Division, Government of India. (n.d.). Legal Metrology (Packaged Commodities) Rules: declarations required on pre-packaged goods. Retrieved September 2026, from https://consumeraffairs.nic.in/</w:t>
+      </w:r>
+    </w:p>
+    <w:p>
+      <w:pPr>
+        <w:numPr>
+          <w:ilvl w:val="0"/>
+          <w:numId w:val="1"/>
+        </w:numPr>
+        <w:spacing w:before="0" w:after="80" w:line="360" w:lineRule="auto"/>
+        <w:jc w:val="left"/>
+      </w:pPr>
+      <w:r>
+        <w:t xml:space="preserve">Open Network for Digital Commerce. (n.d.). Network policy and seller onboarding for open commerce. Retrieved September 2026, from https://ondc.org/</w:t>
+      </w:r>
+    </w:p>
+    <w:p>
+      <w:pPr>
+        <w:numPr>
+          <w:ilvl w:val="0"/>
+          <w:numId w:val="1"/>
+        </w:numPr>
+        <w:spacing w:before="0" w:after="80" w:line="360" w:lineRule="auto"/>
+        <w:jc w:val="left"/>
+      </w:pPr>
+      <w:r>
+        <w:t xml:space="preserve">Food Safety and Standards Authority of India. (n.d.). Licensing and registration requirements for food business operators selling online. Retrieved September 2026, from https://fssai.gov.in/</w:t>
+      </w:r>
+    </w:p>
+    <w:p>
+      <w:pPr>
+        <w:numPr>
+          <w:ilvl w:val="0"/>
+          <w:numId w:val="1"/>
+        </w:numPr>
+        <w:spacing w:before="0" w:after="80" w:line="360" w:lineRule="auto"/>
+        <w:jc w:val="left"/>
+      </w:pPr>
+      <w:r>
+        <w:t xml:space="preserve">Bain and Company. (2026). India consumer and retail: channel shifts in fast-moving consumer goods. Retrieved September 2026, from https://www.bain.com/</w:t>
+      </w:r>
+    </w:p>
+    <w:p>
+      <w:pPr>
+        <w:numPr>
+          <w:ilvl w:val="0"/>
+          <w:numId w:val="1"/>
+        </w:numPr>
+        <w:spacing w:before="0" w:after="80" w:line="360" w:lineRule="auto"/>
+        <w:jc w:val="left"/>
+      </w:pPr>
+      <w:r>
+        <w:t xml:space="preserve">Nielsen IQ. (n.d.). FMCG retail measurement and channel share in India. Retrieved September 2026, from https://nielseniq.com/</w:t>
+      </w:r>
+    </w:p>
+    <w:p>
+      <w:pPr>
+        <w:numPr>
+          <w:ilvl w:val="0"/>
+          <w:numId w:val="1"/>
+        </w:numPr>
+        <w:spacing w:before="0" w:after="80" w:line="360" w:lineRule="auto"/>
+        <w:jc w:val="left"/>
+      </w:pPr>
+      <w:r>
+        <w:t xml:space="preserve">Goods and Services Tax Network. (n.d.). Tax collected at source obligations of e-commerce operators. Retrieved September 2026, from https://www.gst.gov.in/</w:t>
+      </w:r>
+    </w:p>
+    <w:p>
+      <w:pPr>
+        <w:numPr>
+          <w:ilvl w:val="0"/>
+          <w:numId w:val="1"/>
+        </w:numPr>
+        <w:spacing w:before="0" w:after="80" w:line="360" w:lineRule="auto"/>
+        <w:jc w:val="left"/>
+      </w:pPr>
+      <w:r>
+        <w:t xml:space="preserve">Q-Up Private Limited. (n.d.). Seller onboarding and catalogue guidelines. Retrieved September 2026, from company material provided during the internship.</w:t>
       </w:r>
     </w:p>
     <w:p>
@@ -11258,37 +11283,37 @@
     <w:lvl w:ilvl="0">
       <w:start w:val="1"/>
       <w:numFmt w:val="bullet"/>
-      <w:lvlText w:val=""/>
+      <w:lvlText w:val="•"/>
       <w:lvlJc w:val="left"/>
       <w:pPr>
         <w:ind w:left="720" w:hanging="360"/>
       </w:pPr>
       <w:rPr>
-        <w:rFonts w:ascii="Symbol" w:hAnsi="Symbol" w:hint="default"/>
+        <w:rFonts w:ascii="Times New Roman" w:hAnsi="Times New Roman" w:hint="default"/>
       </w:rPr>
     </w:lvl>
     <w:lvl w:ilvl="1">
       <w:start w:val="1"/>
       <w:numFmt w:val="bullet"/>
-      <w:lvlText w:val="o"/>
+      <w:lvlText w:val="○"/>
       <w:lvlJc w:val="left"/>
       <w:pPr>
         <w:ind w:left="1080" w:hanging="360"/>
       </w:pPr>
       <w:rPr>
-        <w:rFonts w:ascii="Courier New" w:hAnsi="Courier New" w:hint="default"/>
+        <w:rFonts w:ascii="Times New Roman" w:hAnsi="Times New Roman" w:hint="default"/>
       </w:rPr>
     </w:lvl>
     <w:lvl w:ilvl="2">
       <w:start w:val="1"/>
       <w:numFmt w:val="bullet"/>
-      <w:lvlText w:val=""/>
+      <w:lvlText w:val="▪"/>
       <w:lvlJc w:val="left"/>
       <w:pPr>
         <w:ind w:left="1440" w:hanging="360"/>
       </w:pPr>
       <w:rPr>
-        <w:rFonts w:ascii="Wingdings" w:hAnsi="Wingdings" w:hint="default"/>
+        <w:rFonts w:ascii="Times New Roman" w:hAnsi="Times New Roman" w:hint="default"/>
       </w:rPr>
     </w:lvl>
   </w:abstractNum>

--- a/Haameed Abdur Rahman SK - SIP Report 2026.docx
+++ b/Haameed Abdur Rahman SK - SIP Report 2026.docx
@@ -147,7 +147,7 @@
           <wp:inline distT="0" distB="0" distL="0" distR="0">
             <wp:extent cx="5502910" cy="1157773"/>
             <wp:effectExtent l="0" t="0" r="0" b="0"/>
-            <wp:docPr id="3684" name="MUST and ISSM Business School logo"/>
+            <wp:docPr id="97600" name="MUST and ISSM Business School logo"/>
             <wp:cNvGraphicFramePr>
               <a:graphicFrameLocks xmlns:a="http://schemas.openxmlformats.org/drawingml/2006/main" noChangeAspect="1"/>
             </wp:cNvGraphicFramePr>
@@ -871,16 +871,16 @@
         <w:jc w:val="both"/>
       </w:pPr>
       <w:r>
-        <w:t xml:space="preserve">The work covered eight areas. I identified and finalised the FMCG categories to be taken up for research and onboarding; compared prices across retail outlets and competing e-commerce platforms so that the platform’s own pricing could be positioned sensibly; prepared and later updated product listings; and converted raw product and market findings into structured project reports. A fifth area was data collection and validation, checking the accuracy of product data before it was used for onboarding decisions.</w:t>
-      </w:r>
-    </w:p>
-    <w:p>
-      <w:pPr>
-        <w:spacing w:before="0" w:after="140" w:line="360" w:lineRule="auto"/>
-        <w:jc w:val="both"/>
-      </w:pPr>
-      <w:r>
-        <w:t xml:space="preserve">The remaining areas took me into the field. I researched prospective FMCG sellers and distributors, made field visits, attended vendor meetings and took part in partnership discussions; drafted business proposals by email and followed prospective clients through to onboarding; and supported marketing and platform improvement through promotional creatives, a promotional video shoot and the reporting of website defects to the development team. A planned break at the end of May covered my college semester examinations.</w:t>
+        <w:t xml:space="preserve">The work covered eight areas. I identified and finalised the FMCG categories to be taken up for research and onboarding; compared prices across retail outlets and competing platforms so that our own pricing could be positioned sensibly; prepared and updated product listings; and converted raw findings into structured project reports. A fifth area was data collection and validation, checking product data before it was used for onboarding decisions.</w:t>
+      </w:r>
+    </w:p>
+    <w:p>
+      <w:pPr>
+        <w:spacing w:before="0" w:after="140" w:line="360" w:lineRule="auto"/>
+        <w:jc w:val="both"/>
+      </w:pPr>
+      <w:r>
+        <w:t xml:space="preserve">The remaining areas took me into the field. I researched prospective FMCG sellers and distributors, made field visits, attended vendor meetings and took part in partnership discussions; drafted business proposals by email and followed prospects through to onboarding; and supported marketing and platform improvement through promotional creatives, a video shoot and the reporting of website defects. A planned break at the end of May covered my semester examinations.</w:t>
       </w:r>
     </w:p>
     <w:p>
@@ -4083,16 +4083,7 @@
         <w:jc w:val="both"/>
       </w:pPr>
       <w:r>
-        <w:t xml:space="preserve">Category-specific licensing adds a further requirement. Food businesses selling online must hold the appropriate licence or registration, and platforms are expected to verify that their food sellers do (Food Safety and Standards Authority of India, n.d.), which is directly relevant to onboarding in the fast-moving consumer goods categories I worked on. Tax obligations also fall on the operator rather than only on the seller, since a platform is required to collect tax at source on the consideration it handles (Goods and Services Tax Network, n.d.).</w:t>
-      </w:r>
-    </w:p>
-    <w:p>
-      <w:pPr>
-        <w:spacing w:before="0" w:after="140" w:line="360" w:lineRule="auto"/>
-        <w:jc w:val="both"/>
-      </w:pPr>
-      <w:r>
-        <w:t xml:space="preserve">Finally, the policy environment is actively encouraging open digital commerce, through a network intended to let buyers and sellers transact across platforms rather than within a single one (Open Network for Digital Commerce, n.d.). For a smaller platform this cuts both ways: it lowers the cost of reaching buyers, and it weakens the advantage of having recruited a seller exclusively. Either way it reinforces the lesson of the internship, that a marketplace competes on the quality of its supply relationships rather than on the existence of its website.</w:t>
+        <w:t xml:space="preserve">For a supply-side team the practical upshot is that the regulatory position is part of the pitch: a seller is being asked to place his goods on a platform that carries duties of its own.</w:t>
       </w:r>
     </w:p>
     <w:p>
@@ -7339,15 +7330,6 @@
     </w:p>
     <w:p>
       <w:pPr>
-        <w:spacing w:before="0" w:after="140" w:line="360" w:lineRule="auto"/>
-        <w:jc w:val="both"/>
-      </w:pPr>
-      <w:r>
-        <w:t xml:space="preserve">For seller outreach it meant keeping a record of what each party had actually undertaken and when the next contact was due. This mattered most across the examination break, when work I had left had to be resumed weeks later, and it was the clearest demonstration I received that documentation is a courtesy to colleagues rather than an administrative imposition.</w:t>
-      </w:r>
-    </w:p>
-    <w:p>
-      <w:pPr>
         <w:keepNext/>
         <w:keepLines/>
         <w:spacing w:before="240" w:after="120" w:line="360" w:lineRule="auto"/>
@@ -7382,15 +7364,6 @@
     </w:p>
     <w:p>
       <w:pPr>
-        <w:spacing w:before="0" w:after="140" w:line="360" w:lineRule="auto"/>
-        <w:jc w:val="both"/>
-      </w:pPr>
-      <w:r>
-        <w:t xml:space="preserve">Conduct also meant respecting the seller’s time and circumstances. A distributor running a counter has customers ahead of a visitor with a proposition, and learning to read when to wait, when to leave material and when to return was a practical skill rather than a courtesy. Commercial information shared in confidence, such as a seller’s margins or his terms with another platform, stayed within the team.</w:t>
-      </w:r>
-    </w:p>
-    <w:p>
-      <w:pPr>
         <w:keepNext/>
         <w:keepLines/>
         <w:spacing w:before="240" w:after="120" w:line="360" w:lineRule="auto"/>
@@ -7425,15 +7398,6 @@
     </w:p>
     <w:p>
       <w:pPr>
-        <w:spacing w:before="0" w:after="140" w:line="360" w:lineRule="auto"/>
-        <w:jc w:val="both"/>
-      </w:pPr>
-      <w:r>
-        <w:t xml:space="preserve">The second lesson was about sequence. In a small organisation people are shared rather than dedicated, so a request that arrives without context waits. Explaining why a correction mattered, and what it unblocked, consistently produced faster help than a bare request did. That is an unglamorous observation, and it was one of the more useful ones I took from the twelve weeks.</w:t>
-      </w:r>
-    </w:p>
-    <w:p>
-      <w:pPr>
         <w:keepNext/>
         <w:keepLines/>
         <w:spacing w:before="240" w:after="120" w:line="360" w:lineRule="auto"/>
@@ -7482,42 +7446,6 @@
       </w:pPr>
       <w:r>
         <w:t xml:space="preserve">One further observation belongs here, because it shaped how I understood the whole assignment. Every task I was given served one of three ends: deciding where supply effort should be spent, making the platform’s offer credible to a seller, or making the catalogue trustworthy to a customer. Category research and benchmarking served the first, outreach and proposals the second, and data validation, listing discipline and defect reporting the third. Recognising that structure was what turned eight apparently separate work areas into a single understanding of the business, and it is the reason I could see, by the closing weeks, why a correction to a pack size mattered as much as a meeting with a distributor.</w:t>
-      </w:r>
-    </w:p>
-    <w:p>
-      <w:pPr>
-        <w:spacing w:before="0" w:after="140" w:line="360" w:lineRule="auto"/>
-        <w:jc w:val="both"/>
-      </w:pPr>
-      <w:r>
-        <w:t xml:space="preserve">Taken together, the twelve weeks moved from researching a category on a spreadsheet to persuading a distributor in his own shop and then listing his products accurately enough for a stranger to buy them with confidence. That sequence, from analysis through persuasion to execution, is the supply side of a marketplace in miniature, and performing all three parts of it is what the internship taught me that no case study had.</w:t>
-      </w:r>
-    </w:p>
-    <w:p>
-      <w:pPr>
-        <w:spacing w:before="0" w:after="140" w:line="360" w:lineRule="auto"/>
-        <w:jc w:val="both"/>
-      </w:pPr>
-      <w:r>
-        <w:t xml:space="preserve">What I carry forward from the chapter is less the list of tasks than the judgement that sat behind them: which category is worth the effort, which seller is worth a third visit, and which detail in a listing a customer will actually notice. Those are decisions rather than procedures, and learning to make them is what separated the last fortnight of the internship from the first.</w:t>
-      </w:r>
-    </w:p>
-    <w:p>
-      <w:pPr>
-        <w:spacing w:before="0" w:after="140" w:line="360" w:lineRule="auto"/>
-        <w:jc w:val="both"/>
-      </w:pPr>
-      <w:r>
-        <w:t xml:space="preserve">The next chapter turns from what the work was to how well I performed it, assessed against the standards the team applied to my output rather than against my own impression of it.</w:t>
-      </w:r>
-    </w:p>
-    <w:p>
-      <w:pPr>
-        <w:spacing w:before="0" w:after="140" w:line="360" w:lineRule="auto"/>
-        <w:jc w:val="both"/>
-      </w:pPr>
-      <w:r>
-        <w:t xml:space="preserve">That assessment is necessarily a mixture of what I was told in review and what I could see for myself in the quality of the work I produced.</w:t>
       </w:r>
     </w:p>
     <w:p>
@@ -7882,15 +7810,6 @@
     </w:p>
     <w:p>
       <w:pPr>
-        <w:spacing w:before="0" w:after="140" w:line="360" w:lineRule="auto"/>
-        <w:jc w:val="both"/>
-      </w:pPr>
-      <w:r>
-        <w:t xml:space="preserve">Task ownership developed over the period. Early on I treated a task as complete when I had done my part; by the end I treated it as complete only when the data was validated, the record was updated and the next step was either taken or clearly noted for somebody else.</w:t>
-      </w:r>
-    </w:p>
-    <w:p>
-      <w:pPr>
         <w:keepNext/>
         <w:keepLines/>
         <w:spacing w:before="240" w:after="120" w:line="360" w:lineRule="auto"/>
@@ -7999,15 +7918,6 @@
     </w:p>
     <w:p>
       <w:pPr>
-        <w:spacing w:before="0" w:after="140" w:line="360" w:lineRule="auto"/>
-        <w:jc w:val="both"/>
-      </w:pPr>
-      <w:r>
-        <w:t xml:space="preserve">What made the adaptation possible was the organisation’s practice of explaining why a task mattered to the platform’s growth, together with the internal team meetings at which progress and forthcoming work were reviewed. I also formed the habit of writing down a process immediately after it was explained, which is what I relied on when the same task recurred for a new category.</w:t>
-      </w:r>
-    </w:p>
-    <w:p>
-      <w:pPr>
         <w:keepNext/>
         <w:keepLines/>
         <w:spacing w:before="240" w:after="120" w:line="360" w:lineRule="auto"/>
@@ -8133,15 +8043,6 @@
     </w:p>
     <w:p>
       <w:pPr>
-        <w:spacing w:before="0" w:after="140" w:line="360" w:lineRule="auto"/>
-        <w:jc w:val="both"/>
-      </w:pPr>
-      <w:r>
-        <w:t xml:space="preserve">The specific lesson I take from this is that business development is conducted through many small, courteous, well-recorded interactions rather than through a single persuasive conversation. The sellers who eventually onboarded were generally those who had been visited, then emailed, then followed up, with each step adding a little confidence.</w:t>
-      </w:r>
-    </w:p>
-    <w:p>
-      <w:pPr>
         <w:keepNext/>
         <w:keepLines/>
         <w:spacing w:before="240" w:after="120" w:line="360" w:lineRule="auto"/>
@@ -8468,7 +8369,7 @@
         <w:jc w:val="both"/>
       </w:pPr>
       <w:r>
-        <w:t xml:space="preserve">On balance the internship met the standard I would set for a first placement: the work was real, it was reviewed, and by the end of it I was trusted to do it with limited supervision.</w:t>
+        <w:t xml:space="preserve">The fairest summary is that the work was real, it was reviewed, and by the closing weeks I was trusted to do it with limited supervision.</w:t>
       </w:r>
     </w:p>
     <w:p>
@@ -8805,15 +8706,6 @@
           <w:szCs w:val="28"/>
         </w:rPr>
         <w:t xml:space="preserve">4.2  PRACTICAL EXPOSURE TO BUSINESS PROCESSES</w:t>
-      </w:r>
-    </w:p>
-    <w:p>
-      <w:pPr>
-        <w:spacing w:before="0" w:after="140" w:line="360" w:lineRule="auto"/>
-        <w:jc w:val="both"/>
-      </w:pPr>
-      <w:r>
-        <w:t xml:space="preserve">The internship gave me a working map of how an online selling platform operates that I did not have before. I now understand, from having worked on it, how a category moves from selection through price benchmarking, seller identification, field outreach, partnership discussion, data collection and validation, listing, promotion and finally platform support.</w:t>
       </w:r>
     </w:p>
     <w:p>
@@ -9066,7 +8958,6 @@
       <w:tr>
         <w:trPr>
           <w:cantSplit/>
-          <w:trHeight w:val="500" w:hRule="atLeast"/>
           <w:tblHeader/>
         </w:trPr>
         <w:tc>
@@ -9113,7 +9004,6 @@
       <w:tr>
         <w:trPr>
           <w:cantSplit/>
-          <w:trHeight w:val="500" w:hRule="atLeast"/>
         </w:trPr>
         <w:tc>
           <w:tcPr>
@@ -9158,7 +9048,6 @@
       <w:tr>
         <w:trPr>
           <w:cantSplit/>
-          <w:trHeight w:val="500" w:hRule="atLeast"/>
         </w:trPr>
         <w:tc>
           <w:tcPr>
@@ -9203,7 +9092,6 @@
       <w:tr>
         <w:trPr>
           <w:cantSplit/>
-          <w:trHeight w:val="500" w:hRule="atLeast"/>
         </w:trPr>
         <w:tc>
           <w:tcPr>
@@ -9248,7 +9136,6 @@
       <w:tr>
         <w:trPr>
           <w:cantSplit/>
-          <w:trHeight w:val="500" w:hRule="atLeast"/>
         </w:trPr>
         <w:tc>
           <w:tcPr>
@@ -9293,7 +9180,6 @@
       <w:tr>
         <w:trPr>
           <w:cantSplit/>
-          <w:trHeight w:val="500" w:hRule="atLeast"/>
         </w:trPr>
         <w:tc>
           <w:tcPr>
@@ -9338,7 +9224,6 @@
       <w:tr>
         <w:trPr>
           <w:cantSplit/>
-          <w:trHeight w:val="500" w:hRule="atLeast"/>
         </w:trPr>
         <w:tc>
           <w:tcPr>
@@ -9383,7 +9268,6 @@
       <w:tr>
         <w:trPr>
           <w:cantSplit/>
-          <w:trHeight w:val="500" w:hRule="atLeast"/>
         </w:trPr>
         <w:tc>
           <w:tcPr>
@@ -9544,24 +9428,6 @@
     </w:p>
     <w:p>
       <w:pPr>
-        <w:spacing w:before="0" w:after="140" w:line="360" w:lineRule="auto"/>
-        <w:jc w:val="both"/>
-      </w:pPr>
-      <w:r>
-        <w:t xml:space="preserve">The transferable part is not the FMCG categories but the method: researching a market before approaching it, benchmarking with the source and date recorded, preparing data that somebody else will rely on, making a proposition in person, and following a conversation through to a decision. Those apply in any supply-side or sales role, and they are what a first professional position would expect from the outset.</w:t>
-      </w:r>
-    </w:p>
-    <w:p>
-      <w:pPr>
-        <w:spacing w:before="0" w:after="140" w:line="360" w:lineRule="auto"/>
-        <w:jc w:val="both"/>
-      </w:pPr>
-      <w:r>
-        <w:t xml:space="preserve">What I still need is equally clear. Negotiating commercial terms, reading platform analytics, understanding the unit economics of an order, and the warehousing and logistics side of fulfilment are all areas where I have observation without practice. Those gaps are why I intend to seek a first role that exposes me to the commercial and analytical side of a marketplace rather than to supply alone.</w:t>
-      </w:r>
-    </w:p>
-    <w:p>
-      <w:pPr>
         <w:keepNext/>
         <w:keepLines/>
         <w:spacing w:before="240" w:after="120" w:line="360" w:lineRule="auto"/>
@@ -9600,25 +9466,7 @@
         <w:jc w:val="both"/>
       </w:pPr>
       <w:r>
-        <w:t xml:space="preserve">Seeing the business in those terms changed how I read my own tasks. Correcting a pack size stopped being data entry and became the removal of a reason for a customer to distrust the platform, which is a considerably more useful way to think about the work.</w:t>
-      </w:r>
-    </w:p>
-    <w:p>
-      <w:pPr>
-        <w:spacing w:before="0" w:after="140" w:line="360" w:lineRule="auto"/>
-        <w:jc w:val="both"/>
-      </w:pPr>
-      <w:r>
         <w:t xml:space="preserve">The broader realisation is that an e-commerce platform is a business development operation with a technology interface attached, rather than a technology business that happens to sell things. Everything in the catalogue is there because somebody found a seller, earned a meeting, corrected the data and followed the conversation through to a listing. Having done each of those things myself, I now read a product page as the end of a process rather than as a page.</w:t>
-      </w:r>
-    </w:p>
-    <w:p>
-      <w:pPr>
-        <w:spacing w:before="0" w:after="140" w:line="360" w:lineRule="auto"/>
-        <w:jc w:val="both"/>
-      </w:pPr>
-      <w:r>
-        <w:t xml:space="preserve">That change of perspective is, I think, the most durable thing the internship gave me.</w:t>
       </w:r>
     </w:p>
     <w:p>
@@ -9823,15 +9671,6 @@
     </w:p>
     <w:p>
       <w:pPr>
-        <w:spacing w:before="0" w:after="140" w:line="360" w:lineRule="auto"/>
-        <w:jc w:val="both"/>
-      </w:pPr>
-      <w:r>
-        <w:t xml:space="preserve">The work was carried out on the Q-Up platform itself, with spreadsheets for category research, product data and price comparison, design software for promotional creatives, and email for business correspondence, supported by the organisation’s project reporting formats and internal team reviews.</w:t>
-      </w:r>
-    </w:p>
-    <w:p>
-      <w:pPr>
         <w:keepNext/>
         <w:keepLines/>
         <w:spacing w:before="240" w:after="120" w:line="360" w:lineRule="auto"/>
@@ -10116,15 +9955,6 @@
     </w:p>
     <w:p>
       <w:pPr>
-        <w:spacing w:before="0" w:after="140" w:line="360" w:lineRule="auto"/>
-        <w:jc w:val="both"/>
-      </w:pPr>
-      <w:r>
-        <w:t xml:space="preserve">Two practical limits are worth recording as well. My field visits covered sellers and distributors within reach of Chennai, so the report describes one urban market and not the national picture. And the planned break at the end of May for my semester examinations interrupted the work, which taught me about handover but did mean I saw two shorter stretches rather than one continuous engagement.</w:t>
-      </w:r>
-    </w:p>
-    <w:p>
-      <w:pPr>
         <w:keepNext/>
         <w:keepLines/>
         <w:spacing w:before="240" w:after="120" w:line="360" w:lineRule="auto"/>
@@ -10339,15 +10169,6 @@
     </w:p>
     <w:p>
       <w:pPr>
-        <w:spacing w:before="0" w:after="140" w:line="360" w:lineRule="auto"/>
-        <w:jc w:val="both"/>
-      </w:pPr>
-      <w:r>
-        <w:t xml:space="preserve">The examination break taught me something unplanned. Handing work over and picking it up again weeks later showed me exactly how much of what I knew was in my head rather than in my records, and it was more than I had assumed. I returned with the habit of writing things down so that somebody else could continue them, which is probably the most transferable thing I took from the whole internship.</w:t>
-      </w:r>
-    </w:p>
-    <w:p>
-      <w:pPr>
         <w:keepNext/>
         <w:keepLines/>
         <w:spacing w:before="240" w:after="120" w:line="360" w:lineRule="auto"/>
@@ -10413,16 +10234,7 @@
         <w:jc w:val="both"/>
       </w:pPr>
       <w:r>
-        <w:t xml:space="preserve">I leave the organisation with an accurate rather than an inflated sense of what I can do, a specific list of what I still need to learn, and the settled intention to build my career in business development and e-commerce operations.</w:t>
-      </w:r>
-    </w:p>
-    <w:p>
-      <w:pPr>
-        <w:spacing w:before="0" w:after="140" w:line="360" w:lineRule="auto"/>
-        <w:jc w:val="both"/>
-      </w:pPr>
-      <w:r>
-        <w:t xml:space="preserve">I am grateful to the organisation for sending a trainee into the field rather than keeping him at a desk, because the field is where the lessons were.</w:t>
+        <w:t xml:space="preserve">I leave the organisation with an accurate sense of what I can do, a clear list of what I still need to learn, and the settled intention to build my career in business development and e-commerce operations.</w:t>
       </w:r>
     </w:p>
     <w:p>
